--- a/Nmap scan.docx
+++ b/Nmap scan.docx
@@ -4,23 +4,133 @@
   <w:body>
     <w:p>
       <w:r>
-        <w:t xml:space="preserve">                                 </w:t>
-      </w:r>
-      <w:r>
-        <w:t xml:space="preserve">Nmap </w:t>
-      </w:r>
-      <w:r>
-        <w:t>Open Port Scanning On TCP</w:t>
-      </w:r>
-    </w:p>
-    <w:p/>
-    <w:p>
-      <w:pPr>
-        <w:rPr>
-          <w:b/>
-          <w:bCs/>
-        </w:rPr>
-      </w:pPr>
+        <w:t xml:space="preserve">                            </w:t>
+      </w:r>
+      <w:r>
+        <w:t xml:space="preserve">                                                                                    </w:t>
+      </w:r>
+      <w:r>
+        <w:t xml:space="preserve">               </w:t>
+      </w:r>
+      <w:r>
+        <w:t>NAME: YASHWANTH THANDU</w:t>
+      </w:r>
+    </w:p>
+    <w:p>
+      <w:r>
+        <w:t xml:space="preserve">                                                                                                     </w:t>
+      </w:r>
+      <w:r>
+        <w:t xml:space="preserve">                   </w:t>
+      </w:r>
+      <w:r>
+        <w:t xml:space="preserve">        CYBER SECURITY ANALYST</w:t>
+      </w:r>
+    </w:p>
+    <w:p>
+      <w:r>
+        <w:t xml:space="preserve">                                                                     </w:t>
+      </w:r>
+      <w:r>
+        <w:t xml:space="preserve">                                </w:t>
+      </w:r>
+      <w:r>
+        <w:t xml:space="preserve">                                         ELEVATE LABS</w:t>
+      </w:r>
+    </w:p>
+    <w:p>
+      <w:r>
+        <w:t xml:space="preserve">                                      </w:t>
+      </w:r>
+      <w:r>
+        <w:t xml:space="preserve">                                </w:t>
+      </w:r>
+      <w:r>
+        <w:t xml:space="preserve">                                                                      DATE: 13/11/2025</w:t>
+      </w:r>
+    </w:p>
+    <w:p>
+      <w:pPr>
+        <w:rPr>
+          <w:b/>
+        </w:rPr>
+      </w:pPr>
+    </w:p>
+    <w:p>
+      <w:pPr>
+        <w:rPr>
+          <w:b/>
+        </w:rPr>
+      </w:pPr>
+      <w:r>
+        <w:rPr>
+          <w:b/>
+        </w:rPr>
+        <w:t>Discover</w:t>
+      </w:r>
+      <w:r>
+        <w:rPr>
+          <w:b/>
+        </w:rPr>
+        <w:t xml:space="preserve"> open ports on devices in your local network to understand</w:t>
+      </w:r>
+      <w:r>
+        <w:rPr>
+          <w:b/>
+        </w:rPr>
+        <w:t xml:space="preserve"> </w:t>
+      </w:r>
+      <w:r>
+        <w:rPr>
+          <w:b/>
+        </w:rPr>
+        <w:t>network exposure</w:t>
+      </w:r>
+    </w:p>
+    <w:p>
+      <w:pPr>
+        <w:rPr>
+          <w:u w:val="single"/>
+        </w:rPr>
+      </w:pPr>
+      <w:r>
+        <w:t xml:space="preserve">   </w:t>
+      </w:r>
+      <w:r>
+        <w:rPr>
+          <w:u w:val="single"/>
+        </w:rPr>
+        <w:t>Nmap Open Port Scanning On TCP</w:t>
+      </w:r>
+    </w:p>
+    <w:p>
+      <w:pPr>
+        <w:pStyle w:val="ListParagraph"/>
+        <w:numPr>
+          <w:ilvl w:val="0"/>
+          <w:numId w:val="4"/>
+        </w:numPr>
+        <w:rPr>
+          <w:b/>
+          <w:bCs/>
+        </w:rPr>
+      </w:pPr>
+      <w:r>
+        <w:rPr>
+          <w:b/>
+          <w:bCs/>
+        </w:rPr>
+        <w:t>What is an open port</w:t>
+      </w:r>
+      <w:r>
+        <w:rPr>
+          <w:b/>
+          <w:bCs/>
+        </w:rPr>
+        <w:t>:</w:t>
+      </w:r>
+    </w:p>
+    <w:p>
       <w:r>
         <w:t>1.</w:t>
       </w:r>
@@ -28,27 +138,39 @@
         <w:t xml:space="preserve"> </w:t>
       </w:r>
       <w:r>
-        <w:rPr>
-          <w:b/>
-          <w:bCs/>
-        </w:rPr>
-        <w:t>What is an open port?</w:t>
-      </w:r>
-    </w:p>
-    <w:p>
-      <w:r>
-        <w:t>1.</w:t>
-      </w:r>
-      <w:r>
+        <w:t>An open port is a network port on a computer or device that is actively accepting connections or data. Here's a breakdown to make it clearer:</w:t>
+      </w:r>
+    </w:p>
+    <w:p>
+      <w:pPr>
+        <w:rPr>
+          <w:b/>
+          <w:bCs/>
+          <w:u w:val="single"/>
+        </w:rPr>
+      </w:pPr>
+      <w:r>
+        <w:rPr>
+          <w:b/>
+          <w:bCs/>
+        </w:rPr>
         <w:t xml:space="preserve"> </w:t>
       </w:r>
       <w:r>
-        <w:t>An open port is a network port on a computer or device that is actively accepting connections or data. Here's a breakdown to make it clearer:</w:t>
-      </w:r>
-    </w:p>
-    <w:p>
-      <w:r>
-        <w:t xml:space="preserve"> What Is a Port?</w:t>
+        <w:rPr>
+          <w:b/>
+          <w:bCs/>
+          <w:u w:val="single"/>
+        </w:rPr>
+        <w:t>What Is a Port</w:t>
+      </w:r>
+      <w:r>
+        <w:rPr>
+          <w:b/>
+          <w:bCs/>
+          <w:u w:val="single"/>
+        </w:rPr>
+        <w:t>:</w:t>
       </w:r>
     </w:p>
     <w:p>
@@ -81,18 +203,38 @@
         <w:rPr>
           <w:b/>
           <w:bCs/>
-        </w:rPr>
-      </w:pPr>
-      <w:r>
-        <w:rPr>
-          <w:b/>
-          <w:bCs/>
-        </w:rPr>
-        <w:t>What Makes a Port "Open"?</w:t>
-      </w:r>
-    </w:p>
-    <w:p>
-      <w:r>
+          <w:u w:val="single"/>
+        </w:rPr>
+      </w:pPr>
+      <w:r>
+        <w:rPr>
+          <w:b/>
+          <w:bCs/>
+          <w:u w:val="single"/>
+        </w:rPr>
+        <w:t>Makes a Port "Open"</w:t>
+      </w:r>
+      <w:r>
+        <w:rPr>
+          <w:b/>
+          <w:bCs/>
+          <w:u w:val="single"/>
+        </w:rPr>
+        <w:t>:</w:t>
+      </w:r>
+    </w:p>
+    <w:p>
+      <w:pPr>
+        <w:rPr>
+          <w:b/>
+          <w:bCs/>
+        </w:rPr>
+      </w:pPr>
+      <w:r>
+        <w:rPr>
+          <w:b/>
+          <w:bCs/>
+        </w:rPr>
         <w:t>A port is open when:</w:t>
       </w:r>
     </w:p>
@@ -129,7 +271,17 @@
       </w:r>
     </w:p>
     <w:p>
-      <w:r>
+      <w:pPr>
+        <w:rPr>
+          <w:b/>
+          <w:bCs/>
+        </w:rPr>
+      </w:pPr>
+      <w:r>
+        <w:rPr>
+          <w:b/>
+          <w:bCs/>
+        </w:rPr>
         <w:t>If you run a web server:</w:t>
       </w:r>
     </w:p>
@@ -150,17 +302,39 @@
     </w:p>
     <w:p>
       <w:pPr>
-        <w:rPr>
-          <w:b/>
-          <w:bCs/>
-        </w:rPr>
-      </w:pPr>
-      <w:r>
-        <w:rPr>
-          <w:b/>
-          <w:bCs/>
-        </w:rPr>
-        <w:t>2. How does Nmap perform a TCP SYN scan?</w:t>
+        <w:pStyle w:val="ListParagraph"/>
+        <w:numPr>
+          <w:ilvl w:val="0"/>
+          <w:numId w:val="4"/>
+        </w:numPr>
+        <w:rPr>
+          <w:b/>
+          <w:bCs/>
+          <w:u w:val="single"/>
+        </w:rPr>
+      </w:pPr>
+      <w:r>
+        <w:rPr>
+          <w:b/>
+          <w:bCs/>
+        </w:rPr>
+        <w:t xml:space="preserve"> </w:t>
+      </w:r>
+      <w:r>
+        <w:rPr>
+          <w:b/>
+          <w:bCs/>
+          <w:u w:val="single"/>
+        </w:rPr>
+        <w:t>Nmap perform a TCP SYN scan</w:t>
+      </w:r>
+      <w:r>
+        <w:rPr>
+          <w:b/>
+          <w:bCs/>
+          <w:u w:val="single"/>
+        </w:rPr>
+        <w:t>:</w:t>
       </w:r>
     </w:p>
     <w:p>
@@ -170,6 +344,7 @@
     </w:p>
     <w:p>
       <w:r>
+        <w:lastRenderedPageBreak/>
         <w:t xml:space="preserve">Nmap performs a TCP SYN scan by sending SYN packets to target ports and </w:t>
       </w:r>
       <w:r>
@@ -191,7 +366,6 @@
     </w:p>
     <w:p>
       <w:r>
-        <w:lastRenderedPageBreak/>
         <w:t>Nmap sends a TCP packet with only the SYN flag set (the first step in the normal TCP handshake).</w:t>
       </w:r>
     </w:p>
@@ -268,12 +442,28 @@
     </w:p>
     <w:p>
       <w:r>
-        <w:t>Sends a RST (reset) if SYN+ACK is received</w:t>
-      </w:r>
-    </w:p>
-    <w:p>
-      <w:r>
-        <w:t>Instead of completing the 3-way handshake (by sending an ACK), Nmap immediately sends a RST packet to tear down the connection.</w:t>
+        <w:t xml:space="preserve">Sends </w:t>
+      </w:r>
+      <w:proofErr w:type="gramStart"/>
+      <w:r>
+        <w:t>a</w:t>
+      </w:r>
+      <w:proofErr w:type="gramEnd"/>
+      <w:r>
+        <w:t xml:space="preserve"> RST (reset) if SYN+ACK is received</w:t>
+      </w:r>
+    </w:p>
+    <w:p>
+      <w:r>
+        <w:t xml:space="preserve">Instead of completing the 3-way handshake (by sending an ACK), Nmap immediately sends </w:t>
+      </w:r>
+      <w:proofErr w:type="gramStart"/>
+      <w:r>
+        <w:t>a</w:t>
+      </w:r>
+      <w:proofErr w:type="gramEnd"/>
+      <w:r>
+        <w:t xml:space="preserve"> RST packet to tear down the connection.</w:t>
       </w:r>
     </w:p>
     <w:p>
@@ -282,9 +472,26 @@
       </w:r>
     </w:p>
     <w:p>
-      <w:r>
+      <w:pPr>
+        <w:rPr>
+          <w:b/>
+          <w:bCs/>
+        </w:rPr>
+      </w:pPr>
+      <w:r>
+        <w:rPr>
+          <w:b/>
+          <w:bCs/>
+        </w:rPr>
         <w:t>Interprets and logs the results</w:t>
       </w:r>
+      <w:r>
+        <w:rPr>
+          <w:b/>
+          <w:bCs/>
+        </w:rPr>
+        <w:t>:</w:t>
+      </w:r>
     </w:p>
     <w:p>
       <w:r>
@@ -292,7 +499,17 @@
       </w:r>
     </w:p>
     <w:p>
-      <w:r>
+      <w:pPr>
+        <w:rPr>
+          <w:b/>
+          <w:bCs/>
+        </w:rPr>
+      </w:pPr>
+      <w:r>
+        <w:rPr>
+          <w:b/>
+          <w:bCs/>
+        </w:rPr>
         <w:t>When It Doesn’t Work</w:t>
       </w:r>
     </w:p>
@@ -309,15 +526,36 @@
     <w:p/>
     <w:p/>
     <w:p>
-      <w:r>
-        <w:t xml:space="preserve">3. </w:t>
-      </w:r>
-      <w:r>
-        <w:rPr>
-          <w:b/>
-          <w:bCs/>
-        </w:rPr>
-        <w:t>What risks are associated with open ports?</w:t>
+      <w:pPr>
+        <w:pStyle w:val="ListParagraph"/>
+        <w:numPr>
+          <w:ilvl w:val="0"/>
+          <w:numId w:val="4"/>
+        </w:numPr>
+      </w:pPr>
+      <w:r>
+        <w:rPr>
+          <w:b/>
+          <w:bCs/>
+          <w:u w:val="single"/>
+        </w:rPr>
+        <w:t>Risks</w:t>
+      </w:r>
+      <w:r>
+        <w:rPr>
+          <w:b/>
+          <w:bCs/>
+          <w:u w:val="single"/>
+        </w:rPr>
+        <w:t xml:space="preserve"> are associated with open ports</w:t>
+      </w:r>
+      <w:r>
+        <w:rPr>
+          <w:b/>
+          <w:bCs/>
+          <w:u w:val="single"/>
+        </w:rPr>
+        <w:t>:</w:t>
       </w:r>
     </w:p>
     <w:p>
@@ -332,19 +570,63 @@
       </w:r>
     </w:p>
     <w:p>
-      <w:r>
+      <w:pPr>
+        <w:rPr>
+          <w:b/>
+          <w:bCs/>
+          <w:u w:val="single"/>
+        </w:rPr>
+      </w:pPr>
+      <w:r>
+        <w:rPr>
+          <w:b/>
+          <w:bCs/>
+          <w:u w:val="single"/>
+        </w:rPr>
         <w:t>Key Risks of Open Ports</w:t>
       </w:r>
-    </w:p>
-    <w:p>
-      <w:r>
-        <w:t>1.</w:t>
-      </w:r>
-      <w:r>
-        <w:t xml:space="preserve"> Unauthorised</w:t>
-      </w:r>
-      <w:r>
-        <w:t xml:space="preserve"> Access: Hackers can exploit open ports to gain entry into your system, bypassing firewalls and accessing sensitive data.</w:t>
+      <w:r>
+        <w:rPr>
+          <w:b/>
+          <w:bCs/>
+          <w:u w:val="single"/>
+        </w:rPr>
+        <w:t>:</w:t>
+      </w:r>
+    </w:p>
+    <w:p>
+      <w:pPr>
+        <w:pStyle w:val="ListParagraph"/>
+        <w:numPr>
+          <w:ilvl w:val="0"/>
+          <w:numId w:val="5"/>
+        </w:numPr>
+        <w:rPr>
+          <w:b/>
+          <w:bCs/>
+        </w:rPr>
+      </w:pPr>
+      <w:r>
+        <w:rPr>
+          <w:b/>
+          <w:bCs/>
+        </w:rPr>
+        <w:t>Unauthorised</w:t>
+      </w:r>
+      <w:r>
+        <w:rPr>
+          <w:b/>
+          <w:bCs/>
+        </w:rPr>
+        <w:t xml:space="preserve"> Access: </w:t>
+      </w:r>
+    </w:p>
+    <w:p>
+      <w:pPr>
+        <w:pStyle w:val="ListParagraph"/>
+      </w:pPr>
+      <w:r>
+        <w:t>Hackers can exploit open ports to gain entry into your system, bypassing firewalls and accessing sensitive data.</w:t>
       </w:r>
     </w:p>
     <w:p>
@@ -355,7 +637,20 @@
         <w:t xml:space="preserve"> </w:t>
       </w:r>
       <w:r>
-        <w:t>Malware and Exploits: Vulnerable services running on open ports can be targeted with malware or zero-day exploits.</w:t>
+        <w:rPr>
+          <w:b/>
+          <w:bCs/>
+        </w:rPr>
+        <w:t>Malware and Exploits:</w:t>
+      </w:r>
+      <w:r>
+        <w:t xml:space="preserve"> </w:t>
+      </w:r>
+    </w:p>
+    <w:p>
+      <w:r>
+        <w:lastRenderedPageBreak/>
+        <w:t>Vulnerable services running on open ports can be targeted with malware or zero-day exploits.</w:t>
       </w:r>
     </w:p>
     <w:p>
@@ -366,7 +661,19 @@
         <w:t xml:space="preserve"> </w:t>
       </w:r>
       <w:r>
-        <w:t>Data Leakage: Open ports may allow unintended data transmission, risking exposure of confidential information.</w:t>
+        <w:rPr>
+          <w:b/>
+          <w:bCs/>
+        </w:rPr>
+        <w:t>Data Leakage:</w:t>
+      </w:r>
+      <w:r>
+        <w:t xml:space="preserve"> </w:t>
+      </w:r>
+    </w:p>
+    <w:p>
+      <w:r>
+        <w:t>Open ports may allow unintended data transmission, risking exposure of confidential information.</w:t>
       </w:r>
     </w:p>
     <w:p>
@@ -377,19 +684,42 @@
         <w:t xml:space="preserve"> </w:t>
       </w:r>
       <w:r>
-        <w:t>Denial of Service (DoS) Attacks: Attackers can flood open ports with traffic, overwhelming services and causing downtime.</w:t>
-      </w:r>
-    </w:p>
-    <w:p>
-      <w:r>
-        <w:lastRenderedPageBreak/>
+        <w:rPr>
+          <w:b/>
+          <w:bCs/>
+        </w:rPr>
+        <w:t>Denial of Service (DoS) Attacks:</w:t>
+      </w:r>
+      <w:r>
+        <w:t xml:space="preserve"> </w:t>
+      </w:r>
+    </w:p>
+    <w:p>
+      <w:r>
+        <w:t>Attackers can flood open ports with traffic, overwhelming services and causing downtime.</w:t>
+      </w:r>
+    </w:p>
+    <w:p>
+      <w:r>
         <w:t>5.</w:t>
       </w:r>
       <w:r>
         <w:t xml:space="preserve"> </w:t>
       </w:r>
       <w:r>
-        <w:t>Reconnaissance and Scanning: Open ports reveal what services are running, helping attackers map your network and plan targeted attacks.</w:t>
+        <w:rPr>
+          <w:b/>
+          <w:bCs/>
+        </w:rPr>
+        <w:t>Reconnaissance and Scanning:</w:t>
+      </w:r>
+      <w:r>
+        <w:t xml:space="preserve"> </w:t>
+      </w:r>
+    </w:p>
+    <w:p>
+      <w:r>
+        <w:t>Open ports reveal what services are running, helping attackers map your network and plan targeted attacks.</w:t>
       </w:r>
     </w:p>
     <w:p>
@@ -400,27 +730,34 @@
         <w:t xml:space="preserve"> </w:t>
       </w:r>
       <w:r>
-        <w:t>Misconfiguration Risks: Poorly configured services (e.g., default credentials, outdated software) on open ports increase vulnerability.</w:t>
-      </w:r>
-    </w:p>
-    <w:p>
-      <w:r>
-        <w:t>7.Malware Command &amp; Control (C2) Channels</w:t>
-      </w:r>
-    </w:p>
-    <w:p>
-      <w:r>
-        <w:t>Malware often opens hidden ports to communicate with remote servers or attackers.</w:t>
-      </w:r>
-    </w:p>
-    <w:p>
-      <w:r>
-        <w:t>An unexpected open port can indicate a compromised system.</w:t>
-      </w:r>
-    </w:p>
-    <w:p>
-      <w:r>
-        <w:t>8. Firewall Bypass</w:t>
+        <w:rPr>
+          <w:b/>
+          <w:bCs/>
+        </w:rPr>
+        <w:t>Misconfiguration Risks:</w:t>
+      </w:r>
+      <w:r>
+        <w:t xml:space="preserve"> </w:t>
+      </w:r>
+    </w:p>
+    <w:p>
+      <w:r>
+        <w:t>Poorly configured services (e.g., default credentials, outdated software) on open ports increase vulnerability.</w:t>
+      </w:r>
+    </w:p>
+    <w:p>
+      <w:r>
+        <w:t>7.</w:t>
+      </w:r>
+      <w:r>
+        <w:rPr>
+          <w:b/>
+          <w:bCs/>
+        </w:rPr>
+        <w:t>Malware Command &amp; Control (C2) Channels</w:t>
+      </w:r>
+      <w:r>
+        <w:t>:</w:t>
       </w:r>
     </w:p>
     <w:p>
@@ -429,7 +766,17 @@
       </w:r>
     </w:p>
     <w:p>
-      <w:r>
+      <w:pPr>
+        <w:rPr>
+          <w:b/>
+          <w:bCs/>
+        </w:rPr>
+      </w:pPr>
+      <w:r>
+        <w:rPr>
+          <w:b/>
+          <w:bCs/>
+        </w:rPr>
         <w:t>How to Mitigate These Risks</w:t>
       </w:r>
     </w:p>
@@ -471,23 +818,53 @@
     <w:p/>
     <w:p/>
     <w:p>
-      <w:r>
-        <w:t xml:space="preserve">4. </w:t>
-      </w:r>
-      <w:r>
-        <w:rPr>
-          <w:b/>
-          <w:bCs/>
-        </w:rPr>
-        <w:t>Explain the difference between TCP and UDP scanning</w:t>
-      </w:r>
-      <w:r>
-        <w:rPr>
-          <w:b/>
-          <w:bCs/>
-        </w:rPr>
-        <w:t xml:space="preserve"> ?</w:t>
-      </w:r>
+      <w:pPr>
+        <w:pStyle w:val="ListParagraph"/>
+        <w:numPr>
+          <w:ilvl w:val="0"/>
+          <w:numId w:val="4"/>
+        </w:numPr>
+      </w:pPr>
+      <w:r>
+        <w:rPr>
+          <w:b/>
+          <w:bCs/>
+          <w:u w:val="single"/>
+        </w:rPr>
+        <w:t>The</w:t>
+      </w:r>
+      <w:r>
+        <w:rPr>
+          <w:b/>
+          <w:bCs/>
+          <w:u w:val="single"/>
+        </w:rPr>
+        <w:t xml:space="preserve"> difference between TCP and UDP </w:t>
+      </w:r>
+      <w:proofErr w:type="gramStart"/>
+      <w:r>
+        <w:rPr>
+          <w:b/>
+          <w:bCs/>
+          <w:u w:val="single"/>
+        </w:rPr>
+        <w:t>scanning</w:t>
+      </w:r>
+      <w:r>
+        <w:rPr>
+          <w:b/>
+          <w:bCs/>
+        </w:rPr>
+        <w:t xml:space="preserve"> </w:t>
+      </w:r>
+      <w:r>
+        <w:rPr>
+          <w:b/>
+          <w:bCs/>
+        </w:rPr>
+        <w:t>:</w:t>
+      </w:r>
+      <w:proofErr w:type="gramEnd"/>
     </w:p>
     <w:p>
       <w:r>
@@ -635,6 +1012,7 @@
           </w:tcPr>
           <w:p>
             <w:r>
+              <w:lastRenderedPageBreak/>
               <w:t>Common Services</w:t>
             </w:r>
           </w:p>
@@ -792,8 +1170,17 @@
     </w:tbl>
     <w:p/>
     <w:p>
-      <w:r>
-        <w:lastRenderedPageBreak/>
+      <w:pPr>
+        <w:rPr>
+          <w:b/>
+          <w:bCs/>
+        </w:rPr>
+      </w:pPr>
+      <w:r>
+        <w:rPr>
+          <w:b/>
+          <w:bCs/>
+        </w:rPr>
         <w:t>Key Takeaways</w:t>
       </w:r>
     </w:p>
@@ -842,226 +1229,373 @@
     <w:p/>
     <w:p/>
     <w:p>
+      <w:pPr>
+        <w:pStyle w:val="ListParagraph"/>
+        <w:numPr>
+          <w:ilvl w:val="0"/>
+          <w:numId w:val="4"/>
+        </w:numPr>
+        <w:rPr>
+          <w:b/>
+          <w:bCs/>
+        </w:rPr>
+      </w:pPr>
+      <w:r>
+        <w:t xml:space="preserve"> </w:t>
+      </w:r>
+      <w:r>
+        <w:rPr>
+          <w:b/>
+          <w:bCs/>
+          <w:u w:val="single"/>
+        </w:rPr>
+        <w:t>Open</w:t>
+      </w:r>
+      <w:r>
+        <w:rPr>
+          <w:b/>
+          <w:bCs/>
+          <w:u w:val="single"/>
+        </w:rPr>
+        <w:t xml:space="preserve"> ports </w:t>
+      </w:r>
+      <w:r>
+        <w:rPr>
+          <w:b/>
+          <w:bCs/>
+          <w:u w:val="single"/>
+        </w:rPr>
+        <w:t xml:space="preserve">should </w:t>
+      </w:r>
+      <w:r>
+        <w:rPr>
+          <w:b/>
+          <w:bCs/>
+          <w:u w:val="single"/>
+        </w:rPr>
+        <w:t>be secured</w:t>
+      </w:r>
+      <w:r>
+        <w:rPr>
+          <w:b/>
+          <w:bCs/>
+          <w:u w:val="single"/>
+        </w:rPr>
+        <w:t>:</w:t>
+      </w:r>
+    </w:p>
+    <w:p>
+      <w:r>
+        <w:t xml:space="preserve">To secure open ports, you should close unused ones, restrict access with firewalls, and monitor them regularly for suspicious activity. This </w:t>
+      </w:r>
+      <w:r>
+        <w:t>minimises</w:t>
+      </w:r>
+      <w:r>
+        <w:t xml:space="preserve"> the attack surface and helps prevent </w:t>
+      </w:r>
+      <w:r>
+        <w:t>unauthorised</w:t>
+      </w:r>
+      <w:r>
+        <w:t xml:space="preserve"> access.</w:t>
+      </w:r>
+    </w:p>
+    <w:p>
+      <w:pPr>
+        <w:rPr>
+          <w:b/>
+          <w:bCs/>
+          <w:u w:val="single"/>
+        </w:rPr>
+      </w:pPr>
+      <w:r>
+        <w:rPr>
+          <w:b/>
+          <w:bCs/>
+          <w:u w:val="single"/>
+        </w:rPr>
+        <w:t>How to Secure Open Ports</w:t>
+      </w:r>
+    </w:p>
+    <w:p>
+      <w:pPr>
+        <w:rPr>
+          <w:b/>
+          <w:bCs/>
+        </w:rPr>
+      </w:pPr>
+      <w:r>
+        <w:t xml:space="preserve">1. </w:t>
+      </w:r>
+      <w:r>
+        <w:rPr>
+          <w:b/>
+          <w:bCs/>
+        </w:rPr>
+        <w:t>Close Unnecessary Ports</w:t>
+      </w:r>
+    </w:p>
+    <w:p>
+      <w:r>
+        <w:t>Principle of Least Privilege: Only keep ports open for services you absolutely need.</w:t>
+      </w:r>
+    </w:p>
+    <w:p>
+      <w:r>
+        <w:t xml:space="preserve">Run a port scan (using </w:t>
+      </w:r>
+      <w:proofErr w:type="spellStart"/>
+      <w:r>
+        <w:t>nmap</w:t>
+      </w:r>
+      <w:proofErr w:type="spellEnd"/>
+      <w:r>
+        <w:t>, netstat, or ss) to identify open ports.</w:t>
+      </w:r>
+    </w:p>
+    <w:p>
+      <w:r>
+        <w:t>Stop or disable unneeded services that are listening on those ports.</w:t>
+      </w:r>
+    </w:p>
+    <w:p>
+      <w:r>
+        <w:t>Example:</w:t>
+      </w:r>
+    </w:p>
+    <w:p>
+      <w:r>
+        <w:t>If you don’t use FTP, disable port 21 to remove that attack surface.</w:t>
+      </w:r>
+    </w:p>
+    <w:p>
+      <w:r>
+        <w:t xml:space="preserve">2. </w:t>
+      </w:r>
+      <w:r>
+        <w:rPr>
+          <w:b/>
+          <w:bCs/>
+        </w:rPr>
+        <w:t>Use a Firewall to Control Access</w:t>
+      </w:r>
+    </w:p>
+    <w:p>
+      <w:r>
+        <w:t>Configure your firewall to allow only specific IPs or networks to access critical ports.</w:t>
+      </w:r>
+    </w:p>
+    <w:p>
+      <w:r>
+        <w:t>Set up network firewalls to block or filter traffic at the perimeter.</w:t>
+      </w:r>
+    </w:p>
+    <w:p>
+      <w:r>
+        <w:t>Use default-deny rules, allowing only specific ports and services.</w:t>
+      </w:r>
+    </w:p>
+    <w:p>
+      <w:r>
+        <w:t>Example rules:</w:t>
+      </w:r>
+    </w:p>
+    <w:p>
+      <w:r>
+        <w:t>Allow SSH (port 22) only from your internal IP range.</w:t>
+      </w:r>
+    </w:p>
+    <w:p>
+      <w:r>
+        <w:t>Block all inbound traffic except HTTP (80) and HTTPS (443) on a web server.</w:t>
+      </w:r>
+    </w:p>
+    <w:p>
+      <w:r>
+        <w:t>On Linux:</w:t>
+      </w:r>
+    </w:p>
+    <w:p>
+      <w:proofErr w:type="spellStart"/>
+      <w:r>
+        <w:t>sudo</w:t>
+      </w:r>
+      <w:proofErr w:type="spellEnd"/>
+      <w:r>
+        <w:t xml:space="preserve"> </w:t>
+      </w:r>
+      <w:proofErr w:type="spellStart"/>
+      <w:r>
+        <w:t>ufw</w:t>
+      </w:r>
+      <w:proofErr w:type="spellEnd"/>
+      <w:r>
+        <w:t xml:space="preserve"> allow from 192.168.56.x/24 to any port 22</w:t>
+      </w:r>
+    </w:p>
+    <w:p>
+      <w:proofErr w:type="spellStart"/>
+      <w:r>
+        <w:t>sudo</w:t>
+      </w:r>
+      <w:proofErr w:type="spellEnd"/>
+      <w:r>
+        <w:t xml:space="preserve"> </w:t>
+      </w:r>
+      <w:proofErr w:type="spellStart"/>
+      <w:r>
+        <w:t>ufw</w:t>
+      </w:r>
+      <w:proofErr w:type="spellEnd"/>
+      <w:r>
+        <w:t xml:space="preserve"> deny 21</w:t>
+      </w:r>
+    </w:p>
+    <w:p>
+      <w:r>
+        <w:t xml:space="preserve">3. </w:t>
+      </w:r>
+      <w:r>
+        <w:rPr>
+          <w:b/>
+          <w:bCs/>
+        </w:rPr>
+        <w:t>Use Port Knocking or VPNs</w:t>
+      </w:r>
+    </w:p>
+    <w:p>
+      <w:r>
+        <w:lastRenderedPageBreak/>
+        <w:t>Port Knocking: A security method that keeps ports closed until a specific “knock” sequence is sent.</w:t>
+      </w:r>
+    </w:p>
+    <w:p>
+      <w:r>
+        <w:t>VPNs: Expose sensitive services (like SSH or RDP) only inside a VPN network, not to the public internet.</w:t>
+      </w:r>
+    </w:p>
+    <w:p>
+      <w:r>
+        <w:t>Example: Only allow SSH access after connecting to a secure VPN.</w:t>
+      </w:r>
+    </w:p>
+    <w:p>
+      <w:r>
+        <w:t xml:space="preserve">4. </w:t>
+      </w:r>
+      <w:r>
+        <w:rPr>
+          <w:b/>
+          <w:bCs/>
+        </w:rPr>
+        <w:t>Enable Strong Authentication &amp; Encryption</w:t>
+      </w:r>
+    </w:p>
+    <w:p>
+      <w:r>
+        <w:t>Even if a port must remain open:</w:t>
+      </w:r>
+    </w:p>
+    <w:p>
+      <w:r>
+        <w:t>Use strong passwords or SSH keys (no default credentials).</w:t>
+      </w:r>
+    </w:p>
+    <w:p>
+      <w:r>
+        <w:t>Enforce TLS/SSL for encrypted communications.</w:t>
+      </w:r>
+    </w:p>
+    <w:p>
+      <w:r>
+        <w:t>Disable insecure protocols (e.g., Telnet, FTP, HTTP) and use secure ones (SSH, SFTP, HTTPS).</w:t>
+      </w:r>
+    </w:p>
+    <w:p>
       <w:r>
         <w:t xml:space="preserve">5. </w:t>
       </w:r>
       <w:r>
-        <w:t>How can open ports be secured?</w:t>
-      </w:r>
-      <w:r>
-        <w:t xml:space="preserve"> </w:t>
-      </w:r>
-    </w:p>
-    <w:p>
-      <w:r>
-        <w:t xml:space="preserve">To secure open ports, you should close unused ones, restrict access with firewalls, and monitor them regularly for suspicious activity. This </w:t>
-      </w:r>
-      <w:r>
-        <w:t>minimises</w:t>
-      </w:r>
-      <w:r>
-        <w:t xml:space="preserve"> the attack surface and helps prevent </w:t>
+        <w:rPr>
+          <w:b/>
+          <w:bCs/>
+        </w:rPr>
+        <w:t>Keep Software Updated</w:t>
+      </w:r>
+    </w:p>
+    <w:p>
+      <w:r>
+        <w:t>Regularly patch and update services listening on open ports (e.g., Apache, Nginx, SSH, RDP).</w:t>
+      </w:r>
+    </w:p>
+    <w:p>
+      <w:r>
+        <w:t>Vulnerabilities in outdated software are a major source of exploitation.</w:t>
+      </w:r>
+    </w:p>
+    <w:p>
+      <w:pPr>
+        <w:rPr>
+          <w:b/>
+          <w:bCs/>
+        </w:rPr>
+      </w:pPr>
+      <w:r>
+        <w:t xml:space="preserve">6. </w:t>
+      </w:r>
+      <w:r>
+        <w:rPr>
+          <w:b/>
+          <w:bCs/>
+        </w:rPr>
+        <w:t>Use Intrusion Detection and Logging</w:t>
+      </w:r>
+    </w:p>
+    <w:p>
+      <w:r>
+        <w:t>Implement an IDS/IPS (e.g., Snort, Suricata, OSSEC) to monitor for suspicious traffic.</w:t>
+      </w:r>
+    </w:p>
+    <w:p>
+      <w:r>
+        <w:t>Keep logs for access attempts and review them regularly</w:t>
+      </w:r>
+      <w:r>
+        <w:t>.</w:t>
+      </w:r>
+    </w:p>
+    <w:p>
+      <w:r>
+        <w:t xml:space="preserve">7. </w:t>
+      </w:r>
+      <w:r>
+        <w:rPr>
+          <w:b/>
+          <w:bCs/>
+        </w:rPr>
+        <w:t>Implement Port Security on Switches</w:t>
+      </w:r>
+    </w:p>
+    <w:p>
+      <w:r>
+        <w:t>Limit the number of MAC addresses per port to prevent spoofing.</w:t>
+      </w:r>
+    </w:p>
+    <w:p>
+      <w:r>
+        <w:t>Enable sticky MAC to bind a device to a port.</w:t>
+      </w:r>
+    </w:p>
+    <w:p>
+      <w:r>
+        <w:t xml:space="preserve">Shut down ports automatically if </w:t>
       </w:r>
       <w:r>
         <w:t>unauthorised</w:t>
       </w:r>
       <w:r>
-        <w:t xml:space="preserve"> access.</w:t>
-      </w:r>
-    </w:p>
-    <w:p>
-      <w:r>
-        <w:t>How to Secure Open Ports</w:t>
-      </w:r>
-    </w:p>
-    <w:p>
-      <w:r>
-        <w:t>1. Close Unnecessary Ports</w:t>
-      </w:r>
-    </w:p>
-    <w:p>
-      <w:r>
-        <w:t>Principle of Least Privilege: Only keep ports open for services you absolutely need.</w:t>
-      </w:r>
-    </w:p>
-    <w:p>
-      <w:r>
-        <w:t xml:space="preserve">Run a port scan (using </w:t>
-      </w:r>
-      <w:proofErr w:type="spellStart"/>
-      <w:r>
-        <w:t>nmap</w:t>
-      </w:r>
-      <w:proofErr w:type="spellEnd"/>
-      <w:r>
-        <w:t>, netstat, or ss) to identify open ports.</w:t>
-      </w:r>
-    </w:p>
-    <w:p>
-      <w:r>
-        <w:t>Stop or disable unneeded services that are listening on those ports.</w:t>
-      </w:r>
-    </w:p>
-    <w:p>
-      <w:r>
-        <w:t>Example:</w:t>
-      </w:r>
-    </w:p>
-    <w:p>
-      <w:r>
-        <w:t>If you don’t use FTP, disable port 21 to remove that attack surface.</w:t>
-      </w:r>
-    </w:p>
-    <w:p>
-      <w:r>
-        <w:t>2. Use a Firewall to Control Access</w:t>
-      </w:r>
-    </w:p>
-    <w:p>
-      <w:r>
-        <w:t>Configure your firewall to allow only specific IPs or networks to access critical ports.</w:t>
-      </w:r>
-    </w:p>
-    <w:p>
-      <w:r>
-        <w:t>Set up network firewalls to block or filter traffic at the perimeter.</w:t>
-      </w:r>
-    </w:p>
-    <w:p>
-      <w:r>
-        <w:t>Use default-deny rules, allowing only specific ports and services.</w:t>
-      </w:r>
-    </w:p>
-    <w:p>
-      <w:r>
-        <w:t>Example rules:</w:t>
-      </w:r>
-    </w:p>
-    <w:p>
-      <w:r>
-        <w:t>Allow SSH (port 22) only from your internal IP range.</w:t>
-      </w:r>
-    </w:p>
-    <w:p>
-      <w:r>
-        <w:t>Block all inbound traffic except HTTP (80) and HTTPS (443) on a web server.</w:t>
-      </w:r>
-    </w:p>
-    <w:p>
-      <w:r>
-        <w:t>On Linux:</w:t>
-      </w:r>
-    </w:p>
-    <w:p>
-      <w:proofErr w:type="spellStart"/>
-      <w:r>
-        <w:t>sudo</w:t>
-      </w:r>
-      <w:proofErr w:type="spellEnd"/>
-      <w:r>
-        <w:t xml:space="preserve"> </w:t>
-      </w:r>
-      <w:proofErr w:type="spellStart"/>
-      <w:r>
-        <w:t>ufw</w:t>
-      </w:r>
-      <w:proofErr w:type="spellEnd"/>
-      <w:r>
-        <w:t xml:space="preserve"> allow from 192.168.56.x/24 to any port 22</w:t>
-      </w:r>
-    </w:p>
-    <w:p>
-      <w:proofErr w:type="spellStart"/>
-      <w:r>
-        <w:t>sudo</w:t>
-      </w:r>
-      <w:proofErr w:type="spellEnd"/>
-      <w:r>
-        <w:t xml:space="preserve"> </w:t>
-      </w:r>
-      <w:proofErr w:type="spellStart"/>
-      <w:r>
-        <w:t>ufw</w:t>
-      </w:r>
-      <w:proofErr w:type="spellEnd"/>
-      <w:r>
-        <w:t xml:space="preserve"> deny 21</w:t>
-      </w:r>
-    </w:p>
-    <w:p>
-      <w:r>
-        <w:t>3. Use Port Knocking or VPNs</w:t>
-      </w:r>
-    </w:p>
-    <w:p>
-      <w:r>
-        <w:t>Port Knocking: A security method that keeps ports closed until a specific “knock” sequence is sent.</w:t>
-      </w:r>
-    </w:p>
-    <w:p>
-      <w:r>
-        <w:t>VPNs: Expose sensitive services (like SSH or RDP) only inside a VPN network, not to the public internet.</w:t>
-      </w:r>
-    </w:p>
-    <w:p>
-      <w:r>
-        <w:t>Example: Only allow SSH access after connecting to a secure VPN.</w:t>
-      </w:r>
-    </w:p>
-    <w:p>
-      <w:r>
-        <w:lastRenderedPageBreak/>
-        <w:t>4. Enable Strong Authentication &amp; Encryption</w:t>
-      </w:r>
-    </w:p>
-    <w:p>
-      <w:r>
-        <w:t>Even if a port must remain open:</w:t>
-      </w:r>
-    </w:p>
-    <w:p>
-      <w:r>
-        <w:t>Use strong passwords or SSH keys (no default credentials).</w:t>
-      </w:r>
-    </w:p>
-    <w:p>
-      <w:r>
-        <w:t>Enforce TLS/SSL for encrypted communications.</w:t>
-      </w:r>
-    </w:p>
-    <w:p>
-      <w:r>
-        <w:t>Disable insecure protocols (e.g., Telnet, FTP, HTTP) and use secure ones (SSH, SFTP, HTTPS).</w:t>
-      </w:r>
-    </w:p>
-    <w:p>
-      <w:r>
-        <w:t>5. Keep Software Updated</w:t>
-      </w:r>
-    </w:p>
-    <w:p>
-      <w:r>
-        <w:t>Regularly patch and update services listening on open ports (e.g., Apache, Nginx, SSH, RDP).</w:t>
-      </w:r>
-    </w:p>
-    <w:p>
-      <w:r>
-        <w:t>Vulnerabilities in outdated software are a major source of exploitation.</w:t>
-      </w:r>
-    </w:p>
-    <w:p>
-      <w:r>
-        <w:t>6. Use Intrusion Detection and Logging</w:t>
-      </w:r>
-    </w:p>
-    <w:p>
-      <w:r>
-        <w:t>Implement an IDS/IPS (e.g., Snort, Suricata, OSSEC) to monitor for suspicious traffic.</w:t>
-      </w:r>
-    </w:p>
-    <w:p>
-      <w:r>
-        <w:t>Keep logs for access attempts and review them regularly</w:t>
+        <w:t xml:space="preserve"> access is detected</w:t>
       </w:r>
       <w:r>
         <w:t>.</w:t>
@@ -1069,28 +1603,49 @@
     </w:p>
     <w:p>
       <w:r>
-        <w:t>7. Implement Port Security on Switches</w:t>
-      </w:r>
-    </w:p>
-    <w:p>
-      <w:r>
-        <w:t>Limit the number of MAC addresses per port to prevent spoofing.</w:t>
-      </w:r>
-    </w:p>
-    <w:p>
-      <w:r>
-        <w:t>Enable sticky MAC to bind a device to a port.</w:t>
-      </w:r>
-    </w:p>
-    <w:p>
-      <w:r>
-        <w:t xml:space="preserve">Shut down ports automatically if </w:t>
-      </w:r>
-      <w:r>
-        <w:t>unauthorised</w:t>
-      </w:r>
-      <w:r>
-        <w:t xml:space="preserve"> access is detected</w:t>
+        <w:t xml:space="preserve">8. </w:t>
+      </w:r>
+      <w:r>
+        <w:rPr>
+          <w:b/>
+          <w:bCs/>
+        </w:rPr>
+        <w:t>Implement Network Segmentation</w:t>
+      </w:r>
+    </w:p>
+    <w:p>
+      <w:r>
+        <w:t>Separate critical systems from public-facing ones using VLANs or subnets.</w:t>
+      </w:r>
+    </w:p>
+    <w:p>
+      <w:r>
+        <w:t>Even if one exposed service is compromised, attackers can’t easily reach the rest of the network.</w:t>
+      </w:r>
+    </w:p>
+    <w:p>
+      <w:r>
+        <w:t xml:space="preserve">9. </w:t>
+      </w:r>
+      <w:r>
+        <w:rPr>
+          <w:b/>
+          <w:bCs/>
+        </w:rPr>
+        <w:t>Perform Regular Security Audits</w:t>
+      </w:r>
+    </w:p>
+    <w:p>
+      <w:r>
+        <w:t>Schedule regular port scans and vulnerability assessments (using tools like Nmap, Nessus, or OpenVAS).</w:t>
+      </w:r>
+    </w:p>
+    <w:p>
+      <w:r>
+        <w:t xml:space="preserve">Compare scan results over time to spot new or unexpected open </w:t>
+      </w:r>
+      <w:r>
+        <w:t>ports</w:t>
       </w:r>
       <w:r>
         <w:t>.</w:t>
@@ -1098,43 +1653,14 @@
     </w:p>
     <w:p>
       <w:r>
-        <w:t>8. Implement Network Segmentation</w:t>
-      </w:r>
-    </w:p>
-    <w:p>
-      <w:r>
-        <w:t>Separate critical systems from public-facing ones using VLANs or subnets.</w:t>
-      </w:r>
-    </w:p>
-    <w:p>
-      <w:r>
-        <w:t>Even if one exposed service is compromised, attackers can’t easily reach the rest of the network.</w:t>
-      </w:r>
-    </w:p>
-    <w:p>
-      <w:r>
-        <w:t>9. Perform Regular Security Audits</w:t>
-      </w:r>
-    </w:p>
-    <w:p>
-      <w:r>
-        <w:t>Schedule regular port scans and vulnerability assessments (using tools like Nmap, Nessus, or OpenVAS).</w:t>
-      </w:r>
-    </w:p>
-    <w:p>
-      <w:r>
-        <w:t xml:space="preserve">Compare scan results over time to spot new or unexpected open </w:t>
-      </w:r>
-      <w:r>
-        <w:t>ports</w:t>
-      </w:r>
-      <w:r>
-        <w:t>.</w:t>
-      </w:r>
-    </w:p>
-    <w:p>
-      <w:r>
-        <w:t>10. Patch and Harden Services</w:t>
+        <w:t xml:space="preserve">10. </w:t>
+      </w:r>
+      <w:r>
+        <w:rPr>
+          <w:b/>
+          <w:bCs/>
+        </w:rPr>
+        <w:t>Patch and Harden Services</w:t>
       </w:r>
     </w:p>
     <w:p>
@@ -1155,17 +1681,50 @@
     <w:p/>
     <w:p/>
     <w:p/>
-    <w:p/>
-    <w:p>
-      <w:r>
-        <w:lastRenderedPageBreak/>
-        <w:t xml:space="preserve">6. </w:t>
-      </w:r>
-      <w:r>
-        <w:t>What is a firewall's role regarding ports?</w:t>
-      </w:r>
-      <w:r>
-        <w:t xml:space="preserve"> </w:t>
+    <w:p>
+      <w:pPr>
+        <w:rPr>
+          <w:b/>
+          <w:bCs/>
+        </w:rPr>
+      </w:pPr>
+    </w:p>
+    <w:p>
+      <w:pPr>
+        <w:pStyle w:val="ListParagraph"/>
+        <w:numPr>
+          <w:ilvl w:val="0"/>
+          <w:numId w:val="4"/>
+        </w:numPr>
+        <w:rPr>
+          <w:b/>
+          <w:bCs/>
+          <w:u w:val="single"/>
+        </w:rPr>
+      </w:pPr>
+      <w:r>
+        <w:rPr>
+          <w:b/>
+          <w:bCs/>
+          <w:u w:val="single"/>
+        </w:rPr>
+        <w:t>Firewall's</w:t>
+      </w:r>
+      <w:r>
+        <w:rPr>
+          <w:b/>
+          <w:bCs/>
+          <w:u w:val="single"/>
+        </w:rPr>
+        <w:t xml:space="preserve"> role regarding ports</w:t>
+      </w:r>
+      <w:r>
+        <w:rPr>
+          <w:b/>
+          <w:bCs/>
+          <w:u w:val="single"/>
+        </w:rPr>
+        <w:t>:</w:t>
       </w:r>
     </w:p>
     <w:p>
@@ -1175,7 +1734,14 @@
     </w:p>
     <w:p>
       <w:r>
-        <w:t>-&gt; Types of Firewall Port Control</w:t>
+        <w:t xml:space="preserve">-&gt; </w:t>
+      </w:r>
+      <w:r>
+        <w:rPr>
+          <w:b/>
+          <w:bCs/>
+        </w:rPr>
+        <w:t>Types of Firewall Port Control</w:t>
       </w:r>
     </w:p>
     <w:p>
@@ -1195,7 +1761,14 @@
     </w:p>
     <w:p>
       <w:r>
-        <w:t>1. Close Unused Ports</w:t>
+        <w:t xml:space="preserve">1. </w:t>
+      </w:r>
+      <w:r>
+        <w:rPr>
+          <w:b/>
+          <w:bCs/>
+        </w:rPr>
+        <w:t>Close Unused Ports</w:t>
       </w:r>
     </w:p>
     <w:p>
@@ -1223,7 +1796,14 @@
     </w:p>
     <w:p>
       <w:r>
-        <w:t>2. Traffic Control</w:t>
+        <w:t xml:space="preserve">2. </w:t>
+      </w:r>
+      <w:r>
+        <w:rPr>
+          <w:b/>
+          <w:bCs/>
+        </w:rPr>
+        <w:t>Traffic Control</w:t>
       </w:r>
     </w:p>
     <w:p>
@@ -1294,8 +1874,16 @@
           <w:ilvl w:val="0"/>
           <w:numId w:val="1"/>
         </w:numPr>
-      </w:pPr>
-      <w:r>
+        <w:rPr>
+          <w:b/>
+          <w:bCs/>
+        </w:rPr>
+      </w:pPr>
+      <w:r>
+        <w:rPr>
+          <w:b/>
+          <w:bCs/>
+        </w:rPr>
         <w:t>Monitoring and Logging</w:t>
       </w:r>
     </w:p>
@@ -1320,8 +1908,19 @@
           <w:ilvl w:val="0"/>
           <w:numId w:val="2"/>
         </w:numPr>
-      </w:pPr>
-      <w:r>
+        <w:rPr>
+          <w:b/>
+          <w:bCs/>
+          <w:u w:val="single"/>
+        </w:rPr>
+      </w:pPr>
+      <w:r>
+        <w:rPr>
+          <w:b/>
+          <w:bCs/>
+          <w:u w:val="single"/>
+        </w:rPr>
+        <w:lastRenderedPageBreak/>
         <w:t>Stateful Inspection</w:t>
       </w:r>
     </w:p>
@@ -1343,566 +1942,666 @@
     </w:p>
     <w:p>
       <w:r>
+        <w:t>Allow only packets that are part of an established, legitimate session</w:t>
+      </w:r>
+    </w:p>
+    <w:p>
+      <w:r>
+        <w:t xml:space="preserve"> Example Firewall Rules (Linux </w:t>
+      </w:r>
+      <w:proofErr w:type="spellStart"/>
+      <w:r>
+        <w:t>ufw</w:t>
+      </w:r>
+      <w:proofErr w:type="spellEnd"/>
+      <w:r>
+        <w:t>)</w:t>
+      </w:r>
+    </w:p>
+    <w:p>
+      <w:r>
+        <w:t># Allow web traffic</w:t>
+      </w:r>
+    </w:p>
+    <w:p>
+      <w:proofErr w:type="spellStart"/>
+      <w:r>
+        <w:t>sudo</w:t>
+      </w:r>
+      <w:proofErr w:type="spellEnd"/>
+      <w:r>
+        <w:t xml:space="preserve"> </w:t>
+      </w:r>
+      <w:proofErr w:type="spellStart"/>
+      <w:r>
+        <w:t>ufw</w:t>
+      </w:r>
+      <w:proofErr w:type="spellEnd"/>
+      <w:r>
+        <w:t xml:space="preserve"> allow 80/</w:t>
+      </w:r>
+      <w:proofErr w:type="spellStart"/>
+      <w:r>
+        <w:t>tcp</w:t>
+      </w:r>
+      <w:proofErr w:type="spellEnd"/>
+    </w:p>
+    <w:p>
+      <w:proofErr w:type="spellStart"/>
+      <w:r>
+        <w:t>sudo</w:t>
+      </w:r>
+      <w:proofErr w:type="spellEnd"/>
+      <w:r>
+        <w:t xml:space="preserve"> </w:t>
+      </w:r>
+      <w:proofErr w:type="spellStart"/>
+      <w:r>
+        <w:t>ufw</w:t>
+      </w:r>
+      <w:proofErr w:type="spellEnd"/>
+      <w:r>
+        <w:t xml:space="preserve"> allow 443/</w:t>
+      </w:r>
+      <w:proofErr w:type="spellStart"/>
+      <w:r>
+        <w:t>tcp</w:t>
+      </w:r>
+      <w:proofErr w:type="spellEnd"/>
+    </w:p>
+    <w:p>
+      <w:r>
+        <w:t># Allow SSH from internal network only</w:t>
+      </w:r>
+    </w:p>
+    <w:p>
+      <w:proofErr w:type="spellStart"/>
+      <w:r>
+        <w:t>sudo</w:t>
+      </w:r>
+      <w:proofErr w:type="spellEnd"/>
+      <w:r>
+        <w:t xml:space="preserve"> </w:t>
+      </w:r>
+      <w:proofErr w:type="spellStart"/>
+      <w:r>
+        <w:t>ufw</w:t>
+      </w:r>
+      <w:proofErr w:type="spellEnd"/>
+      <w:r>
+        <w:t xml:space="preserve"> allow from 192.168.1.0/24 to any port 22</w:t>
+      </w:r>
+    </w:p>
+    <w:p>
+      <w:r>
+        <w:t># Deny all other incoming connections</w:t>
+      </w:r>
+    </w:p>
+    <w:p>
+      <w:proofErr w:type="spellStart"/>
+      <w:r>
+        <w:t>sudo</w:t>
+      </w:r>
+      <w:proofErr w:type="spellEnd"/>
+      <w:r>
+        <w:t xml:space="preserve"> </w:t>
+      </w:r>
+      <w:proofErr w:type="spellStart"/>
+      <w:r>
+        <w:t>ufw</w:t>
+      </w:r>
+      <w:proofErr w:type="spellEnd"/>
+      <w:r>
+        <w:t xml:space="preserve"> default deny incoming</w:t>
+      </w:r>
+    </w:p>
+    <w:p>
+      <w:proofErr w:type="spellStart"/>
+      <w:r>
+        <w:t>sudo</w:t>
+      </w:r>
+      <w:proofErr w:type="spellEnd"/>
+      <w:r>
+        <w:t xml:space="preserve"> </w:t>
+      </w:r>
+      <w:proofErr w:type="spellStart"/>
+      <w:r>
+        <w:t>ufw</w:t>
+      </w:r>
+      <w:proofErr w:type="spellEnd"/>
+      <w:r>
+        <w:t xml:space="preserve"> default allow outgoing</w:t>
+      </w:r>
+    </w:p>
+    <w:p/>
+    <w:p>
+      <w:pPr>
+        <w:pStyle w:val="ListParagraph"/>
+        <w:numPr>
+          <w:ilvl w:val="0"/>
+          <w:numId w:val="4"/>
+        </w:numPr>
+        <w:rPr>
+          <w:b/>
+          <w:bCs/>
+          <w:u w:val="single"/>
+        </w:rPr>
+      </w:pPr>
+      <w:r>
+        <w:t xml:space="preserve"> </w:t>
+      </w:r>
+      <w:r>
+        <w:rPr>
+          <w:b/>
+          <w:bCs/>
+          <w:u w:val="single"/>
+        </w:rPr>
+        <w:t>What is a port scan, and why do attackers perform it</w:t>
+      </w:r>
+      <w:r>
+        <w:rPr>
+          <w:b/>
+          <w:bCs/>
+          <w:u w:val="single"/>
+        </w:rPr>
+        <w:t>:</w:t>
+      </w:r>
+    </w:p>
+    <w:p>
+      <w:r>
+        <w:t>A port scan is a technique used to identify open ports and services on a networked device, often as a first step in a cyberattack. Attackers use it to find vulnerabilities they can exploit.</w:t>
+      </w:r>
+    </w:p>
+    <w:p>
+      <w:r>
+        <w:t>What Is a Port Scan?</w:t>
+      </w:r>
+    </w:p>
+    <w:p>
+      <w:r>
+        <w:t>Ports are virtual gateways through which devices communicate over a network. Each port is associated with a specific service (e.g., web traffic on port 80 for HTTP).</w:t>
+      </w:r>
+    </w:p>
+    <w:p>
+      <w:r>
+        <w:t>A port scan involves sending packets to various ports on a target system to see which ones are open, closed, or filtered.</w:t>
+      </w:r>
+    </w:p>
+    <w:p>
+      <w:pPr>
+        <w:rPr>
+          <w:b/>
+          <w:bCs/>
+        </w:rPr>
+      </w:pPr>
+      <w:r>
+        <w:rPr>
+          <w:b/>
+          <w:bCs/>
+        </w:rPr>
+        <w:t>The scan reveals:</w:t>
+      </w:r>
+    </w:p>
+    <w:p>
+      <w:r>
+        <w:t>Which services are running</w:t>
+      </w:r>
+    </w:p>
+    <w:p>
+      <w:r>
+        <w:t>Whether the services are accepting connections</w:t>
+      </w:r>
+    </w:p>
+    <w:p>
+      <w:r>
+        <w:t>Potential entry points for exploitation</w:t>
+      </w:r>
+    </w:p>
+    <w:p>
+      <w:r>
+        <w:t>Why Do Attackers Use Port Scanning?</w:t>
+      </w:r>
+    </w:p>
+    <w:p>
+      <w:r>
+        <w:t>Reconnaissance: It’s often the first phase of a cyberattack. Attackers gather information about the target system before launching more serious attacks.</w:t>
+      </w:r>
+    </w:p>
+    <w:p>
+      <w:r>
+        <w:t>Identify Vulnerabilities: Open ports may expose outdated or misconfigured services that can be exploited.</w:t>
+      </w:r>
+    </w:p>
+    <w:p>
+      <w:r>
+        <w:t>Bypass Firewalls: Scanning can help detect firewall rules and identify which ports are allowed through.</w:t>
+      </w:r>
+    </w:p>
+    <w:p>
+      <w:r>
         <w:lastRenderedPageBreak/>
-        <w:t>Allow only packets that are part of an established, legitimate session</w:t>
-      </w:r>
-    </w:p>
-    <w:p>
-      <w:r>
-        <w:t xml:space="preserve"> Example Firewall Rules (Linux </w:t>
+        <w:t xml:space="preserve">Map the Network: It helps attackers understand the structure and </w:t>
+      </w:r>
+      <w:r>
+        <w:t>defences</w:t>
+      </w:r>
+      <w:r>
+        <w:t xml:space="preserve"> of a network.</w:t>
+      </w:r>
+    </w:p>
+    <w:p>
+      <w:r>
+        <w:t>Discover running services. Identify which services (SSH, RDP, HTTP, FTP, database servers, etc.) are listening. If a service is running, it may be exploitable.</w:t>
+      </w:r>
+    </w:p>
+    <w:p>
+      <w:r>
+        <w:t>Prioritise</w:t>
+      </w:r>
+      <w:r>
+        <w:t xml:space="preserve"> targets. Attackers focus </w:t>
+      </w:r>
+      <w:r>
+        <w:t>their efforts</w:t>
+      </w:r>
+      <w:r>
+        <w:t xml:space="preserve"> on hosts with many open, high-risk services.</w:t>
+      </w:r>
+    </w:p>
+    <w:p>
+      <w:r>
+        <w:t>Credential stuffing / brute force planning. Once services like SSH or RDP are found, attackers may attempt password guessing or replay attacks.</w:t>
+      </w:r>
+    </w:p>
+    <w:p>
+      <w:r>
+        <w:t>Lateral movement and pivoting. After compromising one host, scans identify other reachable hosts and services to continue the attack.</w:t>
+      </w:r>
+    </w:p>
+    <w:p>
+      <w:r>
+        <w:t>Common scan types (brief)</w:t>
+      </w:r>
+    </w:p>
+    <w:p>
+      <w:r>
+        <w:t>TCP CONNECT – completes TCP handshake to see if port accepts connections (simple, noisy).</w:t>
+      </w:r>
+    </w:p>
+    <w:p>
+      <w:r>
+        <w:t>SYN (half-open) scan – sends SYN and checks response without completing handshake (stealthier).</w:t>
+      </w:r>
+    </w:p>
+    <w:p>
+      <w:r>
+        <w:t>UDP scan – probes UDP ports (harder to interpret, slower).</w:t>
+      </w:r>
+    </w:p>
+    <w:p>
+      <w:r>
+        <w:t>ACK scan – used to map firewall rules and identify filtered ports.</w:t>
+      </w:r>
+    </w:p>
+    <w:p>
+      <w:r>
+        <w:t xml:space="preserve">XMAS / NULL / FIN scans – send unusual flag combinations to elicit differing responses (used for </w:t>
+      </w:r>
+      <w:r>
+        <w:t>fingerprinting/evasion</w:t>
+      </w:r>
+      <w:r>
+        <w:t>).</w:t>
+      </w:r>
+    </w:p>
+    <w:p>
+      <w:r>
+        <w:t xml:space="preserve">Version/OS detection – probe service banners and packet </w:t>
+      </w:r>
+      <w:r>
+        <w:t>behaviours</w:t>
+      </w:r>
+      <w:r>
+        <w:t xml:space="preserve"> to determine software/version/OS.</w:t>
+      </w:r>
+    </w:p>
+    <w:p>
+      <w:r>
+        <w:t>Ping sweep – finds which hosts are alive before scanning ports.</w:t>
+      </w:r>
+    </w:p>
+    <w:p>
+      <w:r>
+        <w:t xml:space="preserve">Tools attackers (and defenders) commonly use: </w:t>
       </w:r>
       <w:proofErr w:type="spellStart"/>
       <w:r>
-        <w:t>ufw</w:t>
+        <w:t>nmap</w:t>
       </w:r>
       <w:proofErr w:type="spellEnd"/>
       <w:r>
-        <w:t>)</w:t>
-      </w:r>
-    </w:p>
-    <w:p>
-      <w:r>
-        <w:t># Allow web traffic</w:t>
-      </w:r>
-    </w:p>
-    <w:p>
+        <w:t xml:space="preserve">, </w:t>
+      </w:r>
       <w:proofErr w:type="spellStart"/>
       <w:r>
-        <w:t>sudo</w:t>
+        <w:t>masscan</w:t>
       </w:r>
       <w:proofErr w:type="spellEnd"/>
       <w:r>
-        <w:t xml:space="preserve"> </w:t>
-      </w:r>
-      <w:proofErr w:type="spellStart"/>
-      <w:r>
-        <w:t>ufw</w:t>
-      </w:r>
-      <w:proofErr w:type="spellEnd"/>
-      <w:r>
-        <w:t xml:space="preserve"> allow 80/</w:t>
-      </w:r>
-      <w:proofErr w:type="spellStart"/>
-      <w:r>
-        <w:t>tcp</w:t>
-      </w:r>
-      <w:proofErr w:type="spellEnd"/>
-    </w:p>
-    <w:p>
-      <w:proofErr w:type="spellStart"/>
-      <w:r>
-        <w:t>sudo</w:t>
-      </w:r>
-      <w:proofErr w:type="spellEnd"/>
-      <w:r>
-        <w:t xml:space="preserve"> </w:t>
-      </w:r>
-      <w:proofErr w:type="spellStart"/>
-      <w:r>
-        <w:t>ufw</w:t>
-      </w:r>
-      <w:proofErr w:type="spellEnd"/>
-      <w:r>
-        <w:t xml:space="preserve"> allow 443/</w:t>
-      </w:r>
-      <w:proofErr w:type="spellStart"/>
-      <w:r>
-        <w:t>tcp</w:t>
-      </w:r>
-      <w:proofErr w:type="spellEnd"/>
-    </w:p>
-    <w:p>
-      <w:r>
-        <w:t># Allow SSH from internal network only</w:t>
-      </w:r>
-    </w:p>
-    <w:p>
-      <w:proofErr w:type="spellStart"/>
-      <w:r>
-        <w:t>sudo</w:t>
-      </w:r>
-      <w:proofErr w:type="spellEnd"/>
-      <w:r>
-        <w:t xml:space="preserve"> </w:t>
-      </w:r>
-      <w:proofErr w:type="spellStart"/>
-      <w:r>
-        <w:t>ufw</w:t>
-      </w:r>
-      <w:proofErr w:type="spellEnd"/>
-      <w:r>
-        <w:t xml:space="preserve"> allow from 192.168.1.0/24 to any port 22</w:t>
-      </w:r>
-    </w:p>
-    <w:p>
-      <w:r>
-        <w:t># Deny all other incoming connections</w:t>
-      </w:r>
-    </w:p>
-    <w:p>
-      <w:proofErr w:type="spellStart"/>
-      <w:r>
-        <w:t>sudo</w:t>
-      </w:r>
-      <w:proofErr w:type="spellEnd"/>
-      <w:r>
-        <w:t xml:space="preserve"> </w:t>
-      </w:r>
-      <w:proofErr w:type="spellStart"/>
-      <w:r>
-        <w:t>ufw</w:t>
-      </w:r>
-      <w:proofErr w:type="spellEnd"/>
-      <w:r>
-        <w:t xml:space="preserve"> default deny incoming</w:t>
-      </w:r>
-    </w:p>
-    <w:p>
-      <w:proofErr w:type="spellStart"/>
-      <w:r>
-        <w:t>sudo</w:t>
-      </w:r>
-      <w:proofErr w:type="spellEnd"/>
-      <w:r>
-        <w:t xml:space="preserve"> </w:t>
-      </w:r>
-      <w:proofErr w:type="spellStart"/>
-      <w:r>
-        <w:t>ufw</w:t>
-      </w:r>
-      <w:proofErr w:type="spellEnd"/>
-      <w:r>
-        <w:t xml:space="preserve"> default allow outgoing</w:t>
+        <w:t xml:space="preserve">, </w:t>
+      </w:r>
+      <w:r>
+        <w:t xml:space="preserve">and </w:t>
+      </w:r>
+      <w:r>
+        <w:t>custom scripts. (Tools are legitimate for network inventory but illegal if used on systems you don’t own or have permission to test.)</w:t>
+      </w:r>
+    </w:p>
+    <w:p>
+      <w:pPr>
+        <w:rPr>
+          <w:b/>
+          <w:bCs/>
+          <w:u w:val="single"/>
+        </w:rPr>
+      </w:pPr>
+      <w:r>
+        <w:rPr>
+          <w:b/>
+          <w:bCs/>
+          <w:u w:val="single"/>
+        </w:rPr>
+        <w:t>How defenders use scans</w:t>
+      </w:r>
+    </w:p>
+    <w:p>
+      <w:r>
+        <w:t>Port scanning is also a normal defensive activity: asset inventory, vulnerability assessment, compliance checks, and detecting exposed services before attackers find them.</w:t>
+      </w:r>
+    </w:p>
+    <w:p>
+      <w:r>
+        <w:t>How to reduce risk from port scanning</w:t>
+      </w:r>
+    </w:p>
+    <w:p>
+      <w:r>
+        <w:t>Minimise</w:t>
+      </w:r>
+      <w:r>
+        <w:t xml:space="preserve"> exposed services — close unnecessary ports/services.</w:t>
+      </w:r>
+    </w:p>
+    <w:p>
+      <w:r>
+        <w:t>Network segmentation — limit access to management ports to specific networks/VPNs.</w:t>
+      </w:r>
+    </w:p>
+    <w:p>
+      <w:r>
+        <w:t>Firewalls &amp; host-based rules — block/limit access to sensitive ports.</w:t>
+      </w:r>
+    </w:p>
+    <w:p>
+      <w:r>
+        <w:t xml:space="preserve">Rate-limiting and connection throttling — reduces </w:t>
+      </w:r>
+      <w:r>
+        <w:t xml:space="preserve">the </w:t>
+      </w:r>
+      <w:r>
+        <w:t>effectiveness of automated scans/brute force.</w:t>
+      </w:r>
+    </w:p>
+    <w:p>
+      <w:r>
+        <w:t xml:space="preserve">Intrusion detection/prevention — detect and block suspicious scanning </w:t>
+      </w:r>
+      <w:r>
+        <w:t>behaviour</w:t>
+      </w:r>
+      <w:r>
+        <w:t>.</w:t>
+      </w:r>
+    </w:p>
+    <w:p>
+      <w:r>
+        <w:t>Honeypots and logging — detect attackers and gather intel.</w:t>
+      </w:r>
+    </w:p>
+    <w:p>
+      <w:r>
+        <w:t>Keep software patched and use strong authentication (keys for SSH, MFA for admin interfaces).</w:t>
+      </w:r>
+    </w:p>
+    <w:p>
+      <w:r>
+        <w:t>Allow-listing — only allow known IPs for critical services where practical.</w:t>
+      </w:r>
+    </w:p>
+    <w:p>
+      <w:r>
+        <w:t>Legal/ethical note</w:t>
+      </w:r>
+    </w:p>
+    <w:p>
+      <w:r>
+        <w:lastRenderedPageBreak/>
+        <w:t xml:space="preserve">Port scanning can be illegal or considered hostile when done without permission. Always have explicit </w:t>
+      </w:r>
+      <w:r>
+        <w:t>authorisation</w:t>
+      </w:r>
+      <w:r>
+        <w:t xml:space="preserve"> (e.g., written permission, a contract, or scanning your own assets) before scanning networks you don’t own.</w:t>
       </w:r>
     </w:p>
     <w:p/>
     <w:p>
       <w:r>
-        <w:t xml:space="preserve">7. </w:t>
-      </w:r>
-      <w:r>
-        <w:t>What is a port scan</w:t>
-      </w:r>
-      <w:r>
-        <w:t>,</w:t>
-      </w:r>
-      <w:r>
-        <w:t xml:space="preserve"> and why do attackers perform it?</w:t>
-      </w:r>
-    </w:p>
-    <w:p>
-      <w:r>
-        <w:t>A port scan is a technique used to identify open ports and services on a networked device, often as a first step in a cyberattack. Attackers use it to find vulnerabilities they can exploit.</w:t>
-      </w:r>
-    </w:p>
-    <w:p>
-      <w:r>
-        <w:t>What Is a Port Scan?</w:t>
-      </w:r>
-    </w:p>
-    <w:p>
-      <w:r>
-        <w:t>Ports are virtual gateways through which devices communicate over a network. Each port is associated with a specific service (e.g., web traffic on port 80 for HTTP).</w:t>
-      </w:r>
-    </w:p>
-    <w:p>
-      <w:r>
-        <w:t>A port scan involves sending packets to various ports on a target system to see which ones are open, closed, or filtered.</w:t>
-      </w:r>
-    </w:p>
-    <w:p>
-      <w:r>
-        <w:t>The scan reveals:</w:t>
-      </w:r>
-    </w:p>
-    <w:p>
-      <w:r>
-        <w:t>Which services are running</w:t>
-      </w:r>
-    </w:p>
-    <w:p>
-      <w:r>
-        <w:t>Whether the services are accepting connections</w:t>
-      </w:r>
-    </w:p>
-    <w:p>
-      <w:r>
-        <w:t>Potential entry points for exploitation</w:t>
-      </w:r>
-    </w:p>
-    <w:p>
-      <w:r>
-        <w:t>Why Do Attackers Use Port Scanning?</w:t>
-      </w:r>
-    </w:p>
-    <w:p>
-      <w:r>
-        <w:t>Reconnaissance: It’s often the first phase of a cyberattack. Attackers gather information about the target system before launching more serious attacks.</w:t>
-      </w:r>
-    </w:p>
-    <w:p>
-      <w:r>
-        <w:t>Identify Vulnerabilities: Open ports may expose outdated or misconfigured services that can be exploited.</w:t>
-      </w:r>
-    </w:p>
-    <w:p>
-      <w:r>
-        <w:t>Bypass Firewalls: Scanning can help detect firewall rules and identify which ports are allowed through.</w:t>
-      </w:r>
-    </w:p>
-    <w:p>
-      <w:r>
-        <w:t xml:space="preserve">Map the Network: It helps attackers understand the structure and </w:t>
-      </w:r>
-      <w:r>
-        <w:t>defences</w:t>
-      </w:r>
-      <w:r>
-        <w:t xml:space="preserve"> of a network.</w:t>
-      </w:r>
-    </w:p>
-    <w:p>
-      <w:r>
-        <w:t>Discover running services. Identify which services (SSH, RDP, HTTP, FTP, database servers, etc.) are listening. If a service is running, it may be exploitable.</w:t>
+        <w:t xml:space="preserve">8. </w:t>
+      </w:r>
+      <w:r>
+        <w:rPr>
+          <w:b/>
+          <w:bCs/>
+          <w:u w:val="single"/>
+        </w:rPr>
+        <w:t xml:space="preserve">Wireshark complements port </w:t>
+      </w:r>
+      <w:proofErr w:type="gramStart"/>
+      <w:r>
+        <w:rPr>
+          <w:b/>
+          <w:bCs/>
+          <w:u w:val="single"/>
+        </w:rPr>
+        <w:t xml:space="preserve">scanning </w:t>
+      </w:r>
+      <w:r>
+        <w:rPr>
+          <w:b/>
+          <w:bCs/>
+          <w:u w:val="single"/>
+        </w:rPr>
+        <w:t>:</w:t>
+      </w:r>
+      <w:proofErr w:type="gramEnd"/>
+    </w:p>
+    <w:p/>
+    <w:p>
+      <w:r>
+        <w:t xml:space="preserve">Wireshark complements port scanning by capturing and </w:t>
+      </w:r>
+      <w:r>
+        <w:t>analysing</w:t>
+      </w:r>
+      <w:r>
+        <w:t xml:space="preserve"> the actual network traffic generated during a scan, helping you understand how devices respond and revealing hidden patterns or anomalies.</w:t>
+      </w:r>
+    </w:p>
+    <w:p>
+      <w:r>
+        <w:t>How Wireshark Enhances Port Scanning</w:t>
+      </w:r>
+    </w:p>
+    <w:p>
+      <w:r>
+        <w:t xml:space="preserve">1. </w:t>
+      </w:r>
+      <w:r>
+        <w:rPr>
+          <w:b/>
+          <w:bCs/>
+        </w:rPr>
+        <w:t>Traffic Visibility</w:t>
+      </w:r>
+    </w:p>
+    <w:p>
+      <w:r>
+        <w:t>While tools like Nmap send packets to probe ports, Wireshark captures those packets in real time.</w:t>
+      </w:r>
+    </w:p>
+    <w:p>
+      <w:r>
+        <w:t>You can see exactly what was sent and how the target responded, including TCP handshakes, ICMP replies, or RST flags.</w:t>
+      </w:r>
+    </w:p>
+    <w:p>
+      <w:r>
+        <w:t xml:space="preserve">2. </w:t>
+      </w:r>
+      <w:r>
+        <w:rPr>
+          <w:b/>
+          <w:bCs/>
+        </w:rPr>
+        <w:t>behaviour of services running on open ports</w:t>
+      </w:r>
+    </w:p>
+    <w:p>
+      <w:r>
+        <w:t>Wireshark decodes protocols like TCP, UDP, ICMP, and ARP.</w:t>
+      </w:r>
+    </w:p>
+    <w:p>
+      <w:r>
+        <w:t xml:space="preserve">This helps you understand the </w:t>
+      </w:r>
+      <w:r>
+        <w:t>behaviour</w:t>
+      </w:r>
+      <w:r>
+        <w:t xml:space="preserve"> of services running on open ports</w:t>
+      </w:r>
+      <w:r>
+        <w:t>, such as HTTP headers or DNS queries.</w:t>
+      </w:r>
+    </w:p>
+    <w:p>
+      <w:r>
+        <w:t xml:space="preserve">3. </w:t>
+      </w:r>
+      <w:r>
+        <w:rPr>
+          <w:b/>
+          <w:bCs/>
+        </w:rPr>
+        <w:t>Detecting Stealth Scans</w:t>
+      </w:r>
+    </w:p>
+    <w:p>
+      <w:r>
+        <w:t>Some scans (e.g., SYN scan, Xmas scan) are designed to avoid detection.</w:t>
+      </w:r>
+    </w:p>
+    <w:p>
+      <w:r>
+        <w:t>Wireshark can reveal these subtle probes by showing unusual packet flags or timing patterns.</w:t>
+      </w:r>
+    </w:p>
+    <w:p>
+      <w:r>
+        <w:t>4. Troubleshooting and Validation</w:t>
+      </w:r>
+    </w:p>
+    <w:p>
+      <w:r>
+        <w:t>If a port scan shows unexpected results (e.g., a port appears closed but should be open), Wireshark helps verify whether packets reached the target and what came back.</w:t>
+      </w:r>
+    </w:p>
+    <w:p>
+      <w:r>
+        <w:t xml:space="preserve">It’s useful for debugging firewall rules or NAT </w:t>
+      </w:r>
+      <w:r>
+        <w:t>behaviour</w:t>
+      </w:r>
+      <w:r>
+        <w:t>.</w:t>
+      </w:r>
+    </w:p>
+    <w:p>
+      <w:r>
+        <w:t xml:space="preserve">5. </w:t>
+      </w:r>
+      <w:r>
+        <w:rPr>
+          <w:b/>
+          <w:bCs/>
+        </w:rPr>
+        <w:t>Security Monitoring</w:t>
+      </w:r>
+    </w:p>
+    <w:p>
+      <w:r>
+        <w:t xml:space="preserve">Wireshark can detect </w:t>
+      </w:r>
+      <w:r>
+        <w:t>unauthorised</w:t>
+      </w:r>
+      <w:r>
+        <w:t xml:space="preserve"> scans on your network.</w:t>
+      </w:r>
+    </w:p>
+    <w:p>
+      <w:r>
+        <w:t>By filtering traffic by port or IP, you can spot</w:t>
+      </w:r>
+    </w:p>
+    <w:p>
+      <w:r>
+        <w:t xml:space="preserve">suspicious activity and take action before an exploit </w:t>
+      </w:r>
+      <w:proofErr w:type="gramStart"/>
+      <w:r>
+        <w:t>occurs</w:t>
+      </w:r>
+      <w:proofErr w:type="gramEnd"/>
+    </w:p>
+    <w:p>
+      <w:r>
+        <w:t>What Wireshark gives you that a port-scan report doesn't</w:t>
+      </w:r>
+    </w:p>
+    <w:p>
+      <w:r>
+        <w:t>Raw packet evidence. See every packet (SYN, SYN/ACK, RST, ICMP, UDP payloads, retransmits). No guessing from scanner heuristics.</w:t>
+      </w:r>
+    </w:p>
+    <w:p>
+      <w:r>
+        <w:t>Timing/sequence detail. Exact timestamps, RTTs, retransmissions, out-of-order packets and rate — helps explain noisy or flaky results.</w:t>
       </w:r>
     </w:p>
     <w:p>
       <w:r>
         <w:lastRenderedPageBreak/>
-        <w:t>Prioritise</w:t>
-      </w:r>
-      <w:r>
-        <w:t xml:space="preserve"> targets. Attackers focus </w:t>
-      </w:r>
-      <w:r>
-        <w:t>their efforts</w:t>
-      </w:r>
-      <w:r>
-        <w:t xml:space="preserve"> on hosts with many open, high-risk services.</w:t>
-      </w:r>
-    </w:p>
-    <w:p>
-      <w:r>
-        <w:t>Credential stuffing / brute force planning. Once services like SSH or RDP are found, attackers may attempt password guessing or replay attacks.</w:t>
-      </w:r>
-    </w:p>
-    <w:p>
-      <w:r>
-        <w:t>Lateral movement and pivoting. After compromising one host, scans identify other reachable hosts and services to continue the attack.</w:t>
-      </w:r>
-    </w:p>
-    <w:p>
-      <w:r>
-        <w:t>Common scan types (brief)</w:t>
-      </w:r>
-    </w:p>
-    <w:p>
-      <w:r>
-        <w:t>TCP CONNECT – completes TCP handshake to see if port accepts connections (simple, noisy).</w:t>
-      </w:r>
-    </w:p>
-    <w:p>
-      <w:r>
-        <w:t>SYN (half-open) scan – sends SYN and checks response without completing handshake (stealthier).</w:t>
-      </w:r>
-    </w:p>
-    <w:p>
-      <w:r>
-        <w:t>UDP scan – probes UDP ports (harder to interpret, slower).</w:t>
-      </w:r>
-    </w:p>
-    <w:p>
-      <w:r>
-        <w:t>ACK scan – used to map firewall rules and identify filtered ports.</w:t>
-      </w:r>
-    </w:p>
-    <w:p>
-      <w:r>
-        <w:t xml:space="preserve">XMAS / NULL / FIN scans – send unusual flag combinations to elicit differing responses (used for </w:t>
-      </w:r>
-      <w:r>
-        <w:t>fingerprinting/evasion</w:t>
-      </w:r>
-      <w:r>
-        <w:t>).</w:t>
-      </w:r>
-    </w:p>
-    <w:p>
-      <w:r>
-        <w:t xml:space="preserve">Version/OS detection – probe service banners and packet </w:t>
-      </w:r>
-      <w:r>
-        <w:t>behaviours</w:t>
-      </w:r>
-      <w:r>
-        <w:t xml:space="preserve"> to determine software/version/OS.</w:t>
-      </w:r>
-    </w:p>
-    <w:p>
-      <w:r>
-        <w:t>Ping sweep – finds which hosts are alive before scanning ports.</w:t>
-      </w:r>
-    </w:p>
-    <w:p>
-      <w:r>
-        <w:t xml:space="preserve">Tools attackers (and defenders) commonly use: </w:t>
-      </w:r>
-      <w:proofErr w:type="spellStart"/>
-      <w:r>
-        <w:t>nmap</w:t>
-      </w:r>
-      <w:proofErr w:type="spellEnd"/>
-      <w:r>
-        <w:t xml:space="preserve">, </w:t>
-      </w:r>
-      <w:proofErr w:type="spellStart"/>
-      <w:r>
-        <w:t>masscan</w:t>
-      </w:r>
-      <w:proofErr w:type="spellEnd"/>
-      <w:r>
-        <w:t xml:space="preserve">, </w:t>
-      </w:r>
-      <w:r>
-        <w:t xml:space="preserve">and </w:t>
-      </w:r>
-      <w:r>
-        <w:t>custom scripts. (Tools are legitimate for network inventory but illegal if used on systems you don’t own or have permission to test.)</w:t>
-      </w:r>
-    </w:p>
-    <w:p>
-      <w:r>
-        <w:t>How defenders use scans</w:t>
-      </w:r>
-    </w:p>
-    <w:p>
-      <w:r>
-        <w:t>Port scanning is also a normal defensive activity: asset inventory, vulnerability assessment, compliance checks, and detecting exposed services before attackers find them.</w:t>
-      </w:r>
-    </w:p>
-    <w:p>
-      <w:r>
-        <w:t>How to reduce risk from port scanning</w:t>
-      </w:r>
-    </w:p>
-    <w:p>
-      <w:r>
-        <w:t>Minimise</w:t>
-      </w:r>
-      <w:r>
-        <w:t xml:space="preserve"> exposed services — close unnecessary ports/services.</w:t>
-      </w:r>
-    </w:p>
-    <w:p>
-      <w:r>
-        <w:t>Network segmentation — limit access to management ports to specific networks/VPNs.</w:t>
-      </w:r>
-    </w:p>
-    <w:p>
-      <w:r>
-        <w:t>Firewalls &amp; host-based rules — block/limit access to sensitive ports.</w:t>
-      </w:r>
-    </w:p>
-    <w:p>
-      <w:r>
-        <w:t xml:space="preserve">Rate-limiting and connection throttling — reduces </w:t>
-      </w:r>
-      <w:r>
-        <w:t xml:space="preserve">the </w:t>
-      </w:r>
-      <w:r>
-        <w:t>effectiveness of automated scans/brute force.</w:t>
-      </w:r>
-    </w:p>
-    <w:p>
-      <w:r>
-        <w:t xml:space="preserve">Intrusion detection/prevention — detect and block suspicious scanning </w:t>
-      </w:r>
-      <w:r>
-        <w:t>behaviour</w:t>
-      </w:r>
-      <w:r>
-        <w:t>.</w:t>
-      </w:r>
-    </w:p>
-    <w:p>
-      <w:r>
-        <w:t>Honeypots and logging — detect attackers and gather intel.</w:t>
-      </w:r>
-    </w:p>
-    <w:p>
-      <w:r>
-        <w:t>Keep software patched and use strong authentication (keys for SSH, MFA for admin interfaces).</w:t>
-      </w:r>
-    </w:p>
-    <w:p>
-      <w:r>
-        <w:t>Allow-listing — only allow known IPs for critical services where practical.</w:t>
-      </w:r>
-    </w:p>
-    <w:p>
-      <w:r>
-        <w:t>Legal/ethical note</w:t>
-      </w:r>
-    </w:p>
-    <w:p>
-      <w:r>
-        <w:t xml:space="preserve">Port scanning can be illegal or considered hostile when done without permission. Always have explicit </w:t>
-      </w:r>
-      <w:r>
-        <w:t>authorisation</w:t>
-      </w:r>
-      <w:r>
-        <w:t xml:space="preserve"> (e.g., written permission, a contract, or scanning your own assets) before scanning networks you don’t own.</w:t>
-      </w:r>
-    </w:p>
-    <w:p/>
-    <w:p>
-      <w:r>
-        <w:t xml:space="preserve">8. </w:t>
-      </w:r>
-      <w:r>
-        <w:t>How does Wireshark complement port scanning?</w:t>
-      </w:r>
-    </w:p>
-    <w:p/>
-    <w:p>
-      <w:r>
-        <w:t xml:space="preserve">Wireshark complements port scanning by capturing and </w:t>
-      </w:r>
-      <w:r>
-        <w:t>analysing</w:t>
-      </w:r>
-      <w:r>
-        <w:t xml:space="preserve"> the actual network traffic generated during a scan, helping you understand how devices respond and revealing hidden patterns or anomalies.</w:t>
-      </w:r>
-    </w:p>
-    <w:p>
-      <w:r>
-        <w:t>How Wireshark Enhances Port Scanning</w:t>
-      </w:r>
-    </w:p>
-    <w:p>
-      <w:r>
-        <w:t>1. Traffic Visibility</w:t>
-      </w:r>
-    </w:p>
-    <w:p>
-      <w:r>
-        <w:t>While tools like Nmap send packets to probe ports, Wireshark captures those packets in real time.</w:t>
-      </w:r>
-    </w:p>
-    <w:p>
-      <w:r>
-        <w:t>You can see exactly what was sent and how the target responded, including TCP handshakes, ICMP replies, or RST flags.</w:t>
-      </w:r>
-    </w:p>
-    <w:p>
-      <w:r>
-        <w:t>2. Protocol-Level Analysis</w:t>
-      </w:r>
-    </w:p>
-    <w:p>
-      <w:r>
-        <w:t>Wireshark decodes protocols like TCP, UDP, ICMP, and ARP.</w:t>
-      </w:r>
-    </w:p>
-    <w:p>
-      <w:r>
-        <w:t xml:space="preserve">This helps you understand the </w:t>
-      </w:r>
-      <w:r>
-        <w:t>behaviour</w:t>
-      </w:r>
-      <w:r>
-        <w:t xml:space="preserve"> of services running on open ports, such as HTTP headers or DNS queries.</w:t>
-      </w:r>
-    </w:p>
-    <w:p>
-      <w:r>
-        <w:t>3. Detecting Stealth Scans</w:t>
-      </w:r>
-    </w:p>
-    <w:p>
-      <w:r>
-        <w:t>Some scans (e.g., SYN scan, Xmas scan) are designed to avoid detection.</w:t>
-      </w:r>
-    </w:p>
-    <w:p>
-      <w:r>
-        <w:t>Wireshark can reveal these subtle probes by showing unusual packet flags or timing patterns.</w:t>
-      </w:r>
-    </w:p>
-    <w:p>
-      <w:r>
-        <w:t>4. Troubleshooting and Validation</w:t>
-      </w:r>
-    </w:p>
-    <w:p>
-      <w:r>
-        <w:t>If a port scan shows unexpected results (e.g., a port appears closed but should be open), Wireshark helps verify whether packets reached the target and what came back.</w:t>
-      </w:r>
-    </w:p>
-    <w:p>
-      <w:r>
-        <w:t xml:space="preserve">It’s useful for debugging firewall rules or NAT </w:t>
-      </w:r>
-      <w:r>
-        <w:t>behaviour</w:t>
-      </w:r>
-      <w:r>
-        <w:t>.</w:t>
-      </w:r>
-    </w:p>
-    <w:p>
-      <w:r>
-        <w:t>5. Security Monitoring</w:t>
-      </w:r>
-    </w:p>
-    <w:p>
-      <w:r>
-        <w:t xml:space="preserve">Wireshark can detect </w:t>
-      </w:r>
-      <w:r>
-        <w:t>unauthorised</w:t>
-      </w:r>
-      <w:r>
-        <w:t xml:space="preserve"> scans on your network.</w:t>
-      </w:r>
-    </w:p>
-    <w:p>
-      <w:r>
-        <w:t>By filtering traffic by port or IP, you can spot</w:t>
-      </w:r>
-    </w:p>
-    <w:p>
-      <w:r>
-        <w:t>suspicious activity and take action before an exploit occurs</w:t>
-      </w:r>
-    </w:p>
-    <w:p>
-      <w:r>
-        <w:t>What Wireshark gives you that a port-scan report doesn't</w:t>
-      </w:r>
-    </w:p>
-    <w:p>
-      <w:r>
-        <w:t>Raw packet evidence. See every packet (SYN, SYN/ACK, RST, ICMP, UDP payloads, retransmits). No guessing from scanner heuristics.</w:t>
-      </w:r>
-    </w:p>
-    <w:p>
-      <w:r>
-        <w:t>Timing/sequence detail. Exact timestamps, RTTs, retransmissions, out-of-order packets and rate — helps explain noisy or flaky results.</w:t>
-      </w:r>
-    </w:p>
-    <w:p>
-      <w:r>
         <w:t>Payloads and banners. Capture service banners (HTTP headers, FTP/SMTP greetings) that allow version/service identification beyond scanner banners.</w:t>
       </w:r>
     </w:p>
     <w:p>
       <w:r>
-        <w:lastRenderedPageBreak/>
         <w:t xml:space="preserve">Firewall/IDS </w:t>
       </w:r>
       <w:r>
@@ -2207,11 +2906,335 @@
       </w:pPr>
     </w:lvl>
   </w:abstractNum>
+  <w:abstractNum w:abstractNumId="2" w15:restartNumberingAfterBreak="0">
+    <w:nsid w:val="2E245611"/>
+    <w:multiLevelType w:val="hybridMultilevel"/>
+    <w:tmpl w:val="7206BADC"/>
+    <w:lvl w:ilvl="0" w:tplc="67C2E518">
+      <w:numFmt w:val="bullet"/>
+      <w:lvlText w:val=""/>
+      <w:lvlJc w:val="left"/>
+      <w:pPr>
+        <w:ind w:left="720" w:hanging="360"/>
+      </w:pPr>
+      <w:rPr>
+        <w:rFonts w:ascii="Wingdings" w:eastAsiaTheme="minorHAnsi" w:hAnsi="Wingdings" w:cstheme="minorBidi" w:hint="default"/>
+        <w:b w:val="0"/>
+      </w:rPr>
+    </w:lvl>
+    <w:lvl w:ilvl="1" w:tplc="40090003" w:tentative="1">
+      <w:start w:val="1"/>
+      <w:numFmt w:val="bullet"/>
+      <w:lvlText w:val="o"/>
+      <w:lvlJc w:val="left"/>
+      <w:pPr>
+        <w:ind w:left="1440" w:hanging="360"/>
+      </w:pPr>
+      <w:rPr>
+        <w:rFonts w:ascii="Courier New" w:hAnsi="Courier New" w:cs="Courier New" w:hint="default"/>
+      </w:rPr>
+    </w:lvl>
+    <w:lvl w:ilvl="2" w:tplc="40090005" w:tentative="1">
+      <w:start w:val="1"/>
+      <w:numFmt w:val="bullet"/>
+      <w:lvlText w:val=""/>
+      <w:lvlJc w:val="left"/>
+      <w:pPr>
+        <w:ind w:left="2160" w:hanging="360"/>
+      </w:pPr>
+      <w:rPr>
+        <w:rFonts w:ascii="Wingdings" w:hAnsi="Wingdings" w:hint="default"/>
+      </w:rPr>
+    </w:lvl>
+    <w:lvl w:ilvl="3" w:tplc="40090001" w:tentative="1">
+      <w:start w:val="1"/>
+      <w:numFmt w:val="bullet"/>
+      <w:lvlText w:val=""/>
+      <w:lvlJc w:val="left"/>
+      <w:pPr>
+        <w:ind w:left="2880" w:hanging="360"/>
+      </w:pPr>
+      <w:rPr>
+        <w:rFonts w:ascii="Symbol" w:hAnsi="Symbol" w:hint="default"/>
+      </w:rPr>
+    </w:lvl>
+    <w:lvl w:ilvl="4" w:tplc="40090003" w:tentative="1">
+      <w:start w:val="1"/>
+      <w:numFmt w:val="bullet"/>
+      <w:lvlText w:val="o"/>
+      <w:lvlJc w:val="left"/>
+      <w:pPr>
+        <w:ind w:left="3600" w:hanging="360"/>
+      </w:pPr>
+      <w:rPr>
+        <w:rFonts w:ascii="Courier New" w:hAnsi="Courier New" w:cs="Courier New" w:hint="default"/>
+      </w:rPr>
+    </w:lvl>
+    <w:lvl w:ilvl="5" w:tplc="40090005" w:tentative="1">
+      <w:start w:val="1"/>
+      <w:numFmt w:val="bullet"/>
+      <w:lvlText w:val=""/>
+      <w:lvlJc w:val="left"/>
+      <w:pPr>
+        <w:ind w:left="4320" w:hanging="360"/>
+      </w:pPr>
+      <w:rPr>
+        <w:rFonts w:ascii="Wingdings" w:hAnsi="Wingdings" w:hint="default"/>
+      </w:rPr>
+    </w:lvl>
+    <w:lvl w:ilvl="6" w:tplc="40090001" w:tentative="1">
+      <w:start w:val="1"/>
+      <w:numFmt w:val="bullet"/>
+      <w:lvlText w:val=""/>
+      <w:lvlJc w:val="left"/>
+      <w:pPr>
+        <w:ind w:left="5040" w:hanging="360"/>
+      </w:pPr>
+      <w:rPr>
+        <w:rFonts w:ascii="Symbol" w:hAnsi="Symbol" w:hint="default"/>
+      </w:rPr>
+    </w:lvl>
+    <w:lvl w:ilvl="7" w:tplc="40090003" w:tentative="1">
+      <w:start w:val="1"/>
+      <w:numFmt w:val="bullet"/>
+      <w:lvlText w:val="o"/>
+      <w:lvlJc w:val="left"/>
+      <w:pPr>
+        <w:ind w:left="5760" w:hanging="360"/>
+      </w:pPr>
+      <w:rPr>
+        <w:rFonts w:ascii="Courier New" w:hAnsi="Courier New" w:cs="Courier New" w:hint="default"/>
+      </w:rPr>
+    </w:lvl>
+    <w:lvl w:ilvl="8" w:tplc="40090005" w:tentative="1">
+      <w:start w:val="1"/>
+      <w:numFmt w:val="bullet"/>
+      <w:lvlText w:val=""/>
+      <w:lvlJc w:val="left"/>
+      <w:pPr>
+        <w:ind w:left="6480" w:hanging="360"/>
+      </w:pPr>
+      <w:rPr>
+        <w:rFonts w:ascii="Wingdings" w:hAnsi="Wingdings" w:hint="default"/>
+      </w:rPr>
+    </w:lvl>
+  </w:abstractNum>
+  <w:abstractNum w:abstractNumId="3" w15:restartNumberingAfterBreak="0">
+    <w:nsid w:val="3BF57931"/>
+    <w:multiLevelType w:val="hybridMultilevel"/>
+    <w:tmpl w:val="7EDE99F4"/>
+    <w:lvl w:ilvl="0" w:tplc="4009000F">
+      <w:start w:val="1"/>
+      <w:numFmt w:val="decimal"/>
+      <w:lvlText w:val="%1."/>
+      <w:lvlJc w:val="left"/>
+      <w:pPr>
+        <w:ind w:left="720" w:hanging="360"/>
+      </w:pPr>
+      <w:rPr>
+        <w:rFonts w:hint="default"/>
+      </w:rPr>
+    </w:lvl>
+    <w:lvl w:ilvl="1" w:tplc="40090019" w:tentative="1">
+      <w:start w:val="1"/>
+      <w:numFmt w:val="lowerLetter"/>
+      <w:lvlText w:val="%2."/>
+      <w:lvlJc w:val="left"/>
+      <w:pPr>
+        <w:ind w:left="1440" w:hanging="360"/>
+      </w:pPr>
+    </w:lvl>
+    <w:lvl w:ilvl="2" w:tplc="4009001B" w:tentative="1">
+      <w:start w:val="1"/>
+      <w:numFmt w:val="lowerRoman"/>
+      <w:lvlText w:val="%3."/>
+      <w:lvlJc w:val="right"/>
+      <w:pPr>
+        <w:ind w:left="2160" w:hanging="180"/>
+      </w:pPr>
+    </w:lvl>
+    <w:lvl w:ilvl="3" w:tplc="4009000F" w:tentative="1">
+      <w:start w:val="1"/>
+      <w:numFmt w:val="decimal"/>
+      <w:lvlText w:val="%4."/>
+      <w:lvlJc w:val="left"/>
+      <w:pPr>
+        <w:ind w:left="2880" w:hanging="360"/>
+      </w:pPr>
+    </w:lvl>
+    <w:lvl w:ilvl="4" w:tplc="40090019" w:tentative="1">
+      <w:start w:val="1"/>
+      <w:numFmt w:val="lowerLetter"/>
+      <w:lvlText w:val="%5."/>
+      <w:lvlJc w:val="left"/>
+      <w:pPr>
+        <w:ind w:left="3600" w:hanging="360"/>
+      </w:pPr>
+    </w:lvl>
+    <w:lvl w:ilvl="5" w:tplc="4009001B" w:tentative="1">
+      <w:start w:val="1"/>
+      <w:numFmt w:val="lowerRoman"/>
+      <w:lvlText w:val="%6."/>
+      <w:lvlJc w:val="right"/>
+      <w:pPr>
+        <w:ind w:left="4320" w:hanging="180"/>
+      </w:pPr>
+    </w:lvl>
+    <w:lvl w:ilvl="6" w:tplc="4009000F" w:tentative="1">
+      <w:start w:val="1"/>
+      <w:numFmt w:val="decimal"/>
+      <w:lvlText w:val="%7."/>
+      <w:lvlJc w:val="left"/>
+      <w:pPr>
+        <w:ind w:left="5040" w:hanging="360"/>
+      </w:pPr>
+    </w:lvl>
+    <w:lvl w:ilvl="7" w:tplc="40090019" w:tentative="1">
+      <w:start w:val="1"/>
+      <w:numFmt w:val="lowerLetter"/>
+      <w:lvlText w:val="%8."/>
+      <w:lvlJc w:val="left"/>
+      <w:pPr>
+        <w:ind w:left="5760" w:hanging="360"/>
+      </w:pPr>
+    </w:lvl>
+    <w:lvl w:ilvl="8" w:tplc="4009001B" w:tentative="1">
+      <w:start w:val="1"/>
+      <w:numFmt w:val="lowerRoman"/>
+      <w:lvlText w:val="%9."/>
+      <w:lvlJc w:val="right"/>
+      <w:pPr>
+        <w:ind w:left="6480" w:hanging="180"/>
+      </w:pPr>
+    </w:lvl>
+  </w:abstractNum>
+  <w:abstractNum w:abstractNumId="4" w15:restartNumberingAfterBreak="0">
+    <w:nsid w:val="72A33629"/>
+    <w:multiLevelType w:val="hybridMultilevel"/>
+    <w:tmpl w:val="F03A8D0A"/>
+    <w:lvl w:ilvl="0" w:tplc="40090001">
+      <w:start w:val="1"/>
+      <w:numFmt w:val="bullet"/>
+      <w:lvlText w:val=""/>
+      <w:lvlJc w:val="left"/>
+      <w:pPr>
+        <w:ind w:left="720" w:hanging="360"/>
+      </w:pPr>
+      <w:rPr>
+        <w:rFonts w:ascii="Symbol" w:hAnsi="Symbol" w:hint="default"/>
+      </w:rPr>
+    </w:lvl>
+    <w:lvl w:ilvl="1" w:tplc="40090003" w:tentative="1">
+      <w:start w:val="1"/>
+      <w:numFmt w:val="bullet"/>
+      <w:lvlText w:val="o"/>
+      <w:lvlJc w:val="left"/>
+      <w:pPr>
+        <w:ind w:left="1440" w:hanging="360"/>
+      </w:pPr>
+      <w:rPr>
+        <w:rFonts w:ascii="Courier New" w:hAnsi="Courier New" w:cs="Courier New" w:hint="default"/>
+      </w:rPr>
+    </w:lvl>
+    <w:lvl w:ilvl="2" w:tplc="40090005" w:tentative="1">
+      <w:start w:val="1"/>
+      <w:numFmt w:val="bullet"/>
+      <w:lvlText w:val=""/>
+      <w:lvlJc w:val="left"/>
+      <w:pPr>
+        <w:ind w:left="2160" w:hanging="360"/>
+      </w:pPr>
+      <w:rPr>
+        <w:rFonts w:ascii="Wingdings" w:hAnsi="Wingdings" w:hint="default"/>
+      </w:rPr>
+    </w:lvl>
+    <w:lvl w:ilvl="3" w:tplc="40090001" w:tentative="1">
+      <w:start w:val="1"/>
+      <w:numFmt w:val="bullet"/>
+      <w:lvlText w:val=""/>
+      <w:lvlJc w:val="left"/>
+      <w:pPr>
+        <w:ind w:left="2880" w:hanging="360"/>
+      </w:pPr>
+      <w:rPr>
+        <w:rFonts w:ascii="Symbol" w:hAnsi="Symbol" w:hint="default"/>
+      </w:rPr>
+    </w:lvl>
+    <w:lvl w:ilvl="4" w:tplc="40090003" w:tentative="1">
+      <w:start w:val="1"/>
+      <w:numFmt w:val="bullet"/>
+      <w:lvlText w:val="o"/>
+      <w:lvlJc w:val="left"/>
+      <w:pPr>
+        <w:ind w:left="3600" w:hanging="360"/>
+      </w:pPr>
+      <w:rPr>
+        <w:rFonts w:ascii="Courier New" w:hAnsi="Courier New" w:cs="Courier New" w:hint="default"/>
+      </w:rPr>
+    </w:lvl>
+    <w:lvl w:ilvl="5" w:tplc="40090005" w:tentative="1">
+      <w:start w:val="1"/>
+      <w:numFmt w:val="bullet"/>
+      <w:lvlText w:val=""/>
+      <w:lvlJc w:val="left"/>
+      <w:pPr>
+        <w:ind w:left="4320" w:hanging="360"/>
+      </w:pPr>
+      <w:rPr>
+        <w:rFonts w:ascii="Wingdings" w:hAnsi="Wingdings" w:hint="default"/>
+      </w:rPr>
+    </w:lvl>
+    <w:lvl w:ilvl="6" w:tplc="40090001" w:tentative="1">
+      <w:start w:val="1"/>
+      <w:numFmt w:val="bullet"/>
+      <w:lvlText w:val=""/>
+      <w:lvlJc w:val="left"/>
+      <w:pPr>
+        <w:ind w:left="5040" w:hanging="360"/>
+      </w:pPr>
+      <w:rPr>
+        <w:rFonts w:ascii="Symbol" w:hAnsi="Symbol" w:hint="default"/>
+      </w:rPr>
+    </w:lvl>
+    <w:lvl w:ilvl="7" w:tplc="40090003" w:tentative="1">
+      <w:start w:val="1"/>
+      <w:numFmt w:val="bullet"/>
+      <w:lvlText w:val="o"/>
+      <w:lvlJc w:val="left"/>
+      <w:pPr>
+        <w:ind w:left="5760" w:hanging="360"/>
+      </w:pPr>
+      <w:rPr>
+        <w:rFonts w:ascii="Courier New" w:hAnsi="Courier New" w:cs="Courier New" w:hint="default"/>
+      </w:rPr>
+    </w:lvl>
+    <w:lvl w:ilvl="8" w:tplc="40090005" w:tentative="1">
+      <w:start w:val="1"/>
+      <w:numFmt w:val="bullet"/>
+      <w:lvlText w:val=""/>
+      <w:lvlJc w:val="left"/>
+      <w:pPr>
+        <w:ind w:left="6480" w:hanging="360"/>
+      </w:pPr>
+      <w:rPr>
+        <w:rFonts w:ascii="Wingdings" w:hAnsi="Wingdings" w:hint="default"/>
+      </w:rPr>
+    </w:lvl>
+  </w:abstractNum>
   <w:num w:numId="1" w16cid:durableId="1165825005">
     <w:abstractNumId w:val="0"/>
   </w:num>
   <w:num w:numId="2" w16cid:durableId="2096634208">
     <w:abstractNumId w:val="1"/>
+  </w:num>
+  <w:num w:numId="3" w16cid:durableId="597371352">
+    <w:abstractNumId w:val="4"/>
+  </w:num>
+  <w:num w:numId="4" w16cid:durableId="816723295">
+    <w:abstractNumId w:val="2"/>
+  </w:num>
+  <w:num w:numId="5" w16cid:durableId="1157498671">
+    <w:abstractNumId w:val="3"/>
   </w:num>
 </w:numbering>
 </file>
@@ -2819,7 +3842,6 @@
   <w:style w:type="character" w:default="1" w:styleId="DefaultParagraphFont">
     <w:name w:val="Default Paragraph Font"/>
     <w:uiPriority w:val="1"/>
-    <w:semiHidden/>
     <w:unhideWhenUsed/>
   </w:style>
   <w:style w:type="table" w:default="1" w:styleId="TableNormal">
